--- a/docs/技术报告.docx
+++ b/docs/技术报告.docx
@@ -2784,8 +2784,14 @@
         <w:rPr/>
       </w:pPr>
       <w:r>
-        <w:rPr/>
-        <w:t xml:space="preserve">断网：脸显「难过」并播一句本地中文安抚语；不做无意义的静默重试；网络恢复后由 </w:t>
+        <w:rPr>
+          <w:rStyle w:val="StrongEmphasis"/>
+        </w:rPr>
+        <w:t>断网（板子知道自己没网）：脸显「困倦」而不是「难过」，头顶冒泡泡。</w:t>
+      </w:r>
+      <w:r>
+        <w:rPr/>
+        <w:t xml:space="preserve"> 这是刻意 区分的：「帮不上忙」和「我做错了事」对孩子不是一个意思，一张难过的脸会让孩子以为 是自己把玩具弄坏了。不做无意义的静默重试；网络恢复后由 </w:t>
       </w:r>
       <w:r>
         <w:rPr>
@@ -2819,46 +2825,38 @@
         <w:rPr/>
       </w:pPr>
       <w:r>
-        <w:rPr/>
-        <w:t xml:space="preserve">弱网瞬时故障（服务端某个后端 </w:t>
-      </w:r>
-      <w:r>
-        <w:rPr/>
+        <w:rPr>
+          <w:rStyle w:val="StrongEmphasis"/>
+        </w:rPr>
+        <w:t xml:space="preserve">联网但这一轮失败（服务端某个后端 </w:t>
+      </w:r>
+      <w:r>
+        <w:rPr>
+          <w:rStyle w:val="StrongEmphasis"/>
+        </w:rPr>
         <w:t xml:space="preserve">IP </w:t>
       </w:r>
       <w:r>
-        <w:rPr/>
-        <w:t>握手必失败）：</w:t>
-      </w:r>
-      <w:r>
-        <w:rPr/>
-        <w:t xml:space="preserve">TLS </w:t>
-      </w:r>
-      <w:r>
-        <w:rPr/>
-        <w:t>连接对域名解析出的</w:t>
-      </w:r>
-      <w:r>
         <w:rPr>
           <w:rStyle w:val="StrongEmphasis"/>
         </w:rPr>
-        <w:t xml:space="preserve">每个 </w:t>
+        <w:t>握手坏窗口、</w:t>
       </w:r>
       <w:r>
         <w:rPr>
           <w:rStyle w:val="StrongEmphasis"/>
         </w:rPr>
-        <w:t xml:space="preserve">IP </w:t>
+        <w:t>5xx</w:t>
       </w:r>
       <w:r>
         <w:rPr>
           <w:rStyle w:val="StrongEmphasis"/>
         </w:rPr>
-        <w:t>逐次 尝试</w:t>
-      </w:r>
-      <w:r>
-        <w:rPr/>
-        <w:t xml:space="preserve">，而不是只试第一个就放弃。 </w:t>
+        <w:t>、请求根本没发出去）：脸显 「难过」并播一句写死的中文安抚语。</w:t>
+      </w:r>
+      <w:r>
+        <w:rPr/>
+        <w:t xml:space="preserve"> 这一条优先级高于上一条——真的失败了就要认， 在这个没有文字的界面上，这是唯一还能告诉孩子「它坏了，不是它不想理你」的方式。 </w:t>
       </w:r>
     </w:p>
     <w:p>
@@ -2879,39 +2877,45 @@
       </w:pPr>
       <w:r>
         <w:rPr/>
-        <w:t xml:space="preserve">服务端返回 </w:t>
-      </w:r>
-      <w:r>
-        <w:rPr/>
-        <w:t xml:space="preserve">5xx / </w:t>
-      </w:r>
-      <w:r>
-        <w:rPr/>
-        <w:t>连接被拒：</w:t>
-      </w:r>
-      <w:r>
-        <w:rPr/>
-        <w:t xml:space="preserve">TTS </w:t>
-      </w:r>
-      <w:r>
-        <w:rPr/>
-        <w:t xml:space="preserve">请求最多重试 </w:t>
-      </w:r>
-      <w:r>
-        <w:rPr/>
-        <w:t xml:space="preserve">3 </w:t>
-      </w:r>
-      <w:r>
-        <w:rPr/>
-        <w:t xml:space="preserve">次、间隔 </w:t>
-      </w:r>
-      <w:r>
-        <w:rPr/>
-        <w:t xml:space="preserve">1.5 s </w:t>
-      </w:r>
-      <w:r>
-        <w:rPr/>
-        <w:t xml:space="preserve">起；握手成功但响应 完整性校验失败，则整个请求重试而不是接受半截数据。 </w:t>
+        <w:t xml:space="preserve">弱网瞬时故障（服务端某个后端 </w:t>
+      </w:r>
+      <w:r>
+        <w:rPr/>
+        <w:t xml:space="preserve">IP </w:t>
+      </w:r>
+      <w:r>
+        <w:rPr/>
+        <w:t>握手必失败）：</w:t>
+      </w:r>
+      <w:r>
+        <w:rPr/>
+        <w:t xml:space="preserve">TLS </w:t>
+      </w:r>
+      <w:r>
+        <w:rPr/>
+        <w:t>连接对域名解析出的</w:t>
+      </w:r>
+      <w:r>
+        <w:rPr>
+          <w:rStyle w:val="StrongEmphasis"/>
+        </w:rPr>
+        <w:t xml:space="preserve">每个 </w:t>
+      </w:r>
+      <w:r>
+        <w:rPr>
+          <w:rStyle w:val="StrongEmphasis"/>
+        </w:rPr>
+        <w:t xml:space="preserve">IP </w:t>
+      </w:r>
+      <w:r>
+        <w:rPr>
+          <w:rStyle w:val="StrongEmphasis"/>
+        </w:rPr>
+        <w:t>逐次 尝试</w:t>
+      </w:r>
+      <w:r>
+        <w:rPr/>
+        <w:t xml:space="preserve">，而不是只试第一个就放弃。 </w:t>
       </w:r>
     </w:p>
     <w:p>
@@ -2932,31 +2936,39 @@
       </w:pPr>
       <w:r>
         <w:rPr/>
-        <w:t xml:space="preserve">响应流读不完：对 </w:t>
-      </w:r>
-      <w:r>
-        <w:rPr/>
-        <w:t xml:space="preserve">keep-alive </w:t>
-      </w:r>
-      <w:r>
-        <w:rPr/>
-        <w:t xml:space="preserve">的 </w:t>
-      </w:r>
-      <w:r>
-        <w:rPr/>
-        <w:t xml:space="preserve">chunked </w:t>
-      </w:r>
-      <w:r>
-        <w:rPr/>
-        <w:t xml:space="preserve">响应，读到 </w:t>
-      </w:r>
-      <w:r>
-        <w:rPr/>
-        <w:t xml:space="preserve">body </w:t>
-      </w:r>
-      <w:r>
-        <w:rPr/>
-        <w:t xml:space="preserve">完整即主动停止，不等服务端 关连接。 </w:t>
+        <w:t xml:space="preserve">服务端返回 </w:t>
+      </w:r>
+      <w:r>
+        <w:rPr/>
+        <w:t xml:space="preserve">5xx / </w:t>
+      </w:r>
+      <w:r>
+        <w:rPr/>
+        <w:t>连接被拒：</w:t>
+      </w:r>
+      <w:r>
+        <w:rPr/>
+        <w:t xml:space="preserve">TTS </w:t>
+      </w:r>
+      <w:r>
+        <w:rPr/>
+        <w:t xml:space="preserve">请求最多重试 </w:t>
+      </w:r>
+      <w:r>
+        <w:rPr/>
+        <w:t xml:space="preserve">3 </w:t>
+      </w:r>
+      <w:r>
+        <w:rPr/>
+        <w:t xml:space="preserve">次、间隔 </w:t>
+      </w:r>
+      <w:r>
+        <w:rPr/>
+        <w:t xml:space="preserve">1.5 s </w:t>
+      </w:r>
+      <w:r>
+        <w:rPr/>
+        <w:t xml:space="preserve">起；握手成功但响应 完整性校验失败，则整个请求重试而不是接受半截数据。 </w:t>
       </w:r>
     </w:p>
     <w:p>
@@ -2971,12 +2983,83 @@
           <w:tab w:val="left" w:pos="709" w:leader="none"/>
         </w:tabs>
         <w:bidi w:val="0"/>
+        <w:spacing w:before="0" w:after="0"/>
         <w:ind w:left="709" w:hanging="283"/>
         <w:rPr/>
       </w:pPr>
       <w:r>
         <w:rPr/>
-        <w:t xml:space="preserve">本地兜底：开机先由板子自己播一句欢迎语（本地音频），不依赖云端是否已经连通。 </w:t>
+        <w:t xml:space="preserve">响应流读不完：对 </w:t>
+      </w:r>
+      <w:r>
+        <w:rPr/>
+        <w:t xml:space="preserve">keep-alive </w:t>
+      </w:r>
+      <w:r>
+        <w:rPr/>
+        <w:t xml:space="preserve">的 </w:t>
+      </w:r>
+      <w:r>
+        <w:rPr/>
+        <w:t xml:space="preserve">chunked </w:t>
+      </w:r>
+      <w:r>
+        <w:rPr/>
+        <w:t xml:space="preserve">响应，读到 </w:t>
+      </w:r>
+      <w:r>
+        <w:rPr/>
+        <w:t xml:space="preserve">body </w:t>
+      </w:r>
+      <w:r>
+        <w:rPr/>
+        <w:t xml:space="preserve">完整即主动停止，不等服务端 关连接。 </w:t>
+      </w:r>
+    </w:p>
+    <w:p>
+      <w:pPr>
+        <w:pStyle w:val="TextBody"/>
+        <w:numPr>
+          <w:ilvl w:val="0"/>
+          <w:numId w:val="3"/>
+        </w:numPr>
+        <w:tabs>
+          <w:tab w:val="clear" w:pos="1134"/>
+          <w:tab w:val="left" w:pos="709" w:leader="none"/>
+        </w:tabs>
+        <w:bidi w:val="0"/>
+        <w:ind w:left="709" w:hanging="283"/>
+        <w:rPr/>
+      </w:pPr>
+      <w:r>
+        <w:rPr/>
+        <w:t xml:space="preserve">开机兜底：开机约 </w:t>
+      </w:r>
+      <w:r>
+        <w:rPr/>
+        <w:t xml:space="preserve">4 </w:t>
+      </w:r>
+      <w:r>
+        <w:rPr/>
+        <w:t>秒后先播一句</w:t>
+      </w:r>
+      <w:r>
+        <w:rPr>
+          <w:rStyle w:val="StrongEmphasis"/>
+        </w:rPr>
+        <w:t>写死的</w:t>
+      </w:r>
+      <w:r>
+        <w:rPr/>
+        <w:t xml:space="preserve">欢迎语。它不走 </w:t>
+      </w:r>
+      <w:r>
+        <w:rPr/>
+        <w:t>LLM</w:t>
+      </w:r>
+      <w:r>
+        <w:rPr/>
+        <w:t xml:space="preserve">，所以云端首字再慢孩子 也不会干等；联网之后才发起第二轮「查会话历史、接着上次那条线讲」的探测，没网就整个 跳过（那一轮的失败只会换来一句道歉，反而把上一次的故事顶掉）。 </w:t>
       </w:r>
     </w:p>
     <w:p>
@@ -9198,7 +9281,7 @@
       </w:r>
       <w:r>
         <w:rPr/>
-        <w:t xml:space="preserve">。孩子说 「我懂啦 </w:t>
+        <w:t xml:space="preserve">。家长从 网页发的提醒会带一个家长会话标识，板子记下它；到点播报后孩子回一句「知道了 </w:t>
       </w:r>
       <w:r>
         <w:rPr/>
@@ -9206,7 +9289,15 @@
       </w:r>
       <w:r>
         <w:rPr/>
-        <w:t>这个我不太明白」时，会推一条确认消息到家长端——不是监控，是让家长知道今天 聊到哪儿了。</w:t>
+        <w:t xml:space="preserve">好 </w:t>
+      </w:r>
+      <w:r>
+        <w:rPr/>
+        <w:t xml:space="preserve">/ </w:t>
+      </w:r>
+      <w:r>
+        <w:rPr/>
+        <w:t>做完了」，板子再推一条回执回到这个标识上——不是监控，是让家长知道交代的事传到了。 回执只认精确匹配的短答句，所以孩子接着说「知道了，但我不想喝」不会被吞掉，而是照常 走正常问答。</w:t>
       </w:r>
     </w:p>
     <w:p>
@@ -10642,10 +10733,10 @@
       </w:tblPr>
       <w:tblGrid>
         <w:gridCol w:w="361"/>
-        <w:gridCol w:w="1659"/>
-        <w:gridCol w:w="3032"/>
-        <w:gridCol w:w="4347"/>
-        <w:gridCol w:w="573"/>
+        <w:gridCol w:w="1737"/>
+        <w:gridCol w:w="2697"/>
+        <w:gridCol w:w="4605"/>
+        <w:gridCol w:w="572"/>
       </w:tblGrid>
       <w:tr>
         <w:trPr>
@@ -10674,7 +10765,7 @@
         </w:tc>
         <w:tc>
           <w:tcPr>
-            <w:tcW w:w="1659" w:type="dxa"/>
+            <w:tcW w:w="1737" w:type="dxa"/>
             <w:tcBorders/>
             <w:vAlign w:val="center"/>
           </w:tcPr>
@@ -10695,7 +10786,7 @@
         </w:tc>
         <w:tc>
           <w:tcPr>
-            <w:tcW w:w="3032" w:type="dxa"/>
+            <w:tcW w:w="2697" w:type="dxa"/>
             <w:tcBorders/>
             <w:vAlign w:val="center"/>
           </w:tcPr>
@@ -10716,7 +10807,7 @@
         </w:tc>
         <w:tc>
           <w:tcPr>
-            <w:tcW w:w="4347" w:type="dxa"/>
+            <w:tcW w:w="4605" w:type="dxa"/>
             <w:tcBorders/>
             <w:vAlign w:val="center"/>
           </w:tcPr>
@@ -10737,7 +10828,7 @@
         </w:tc>
         <w:tc>
           <w:tcPr>
-            <w:tcW w:w="573" w:type="dxa"/>
+            <w:tcW w:w="572" w:type="dxa"/>
             <w:tcBorders/>
             <w:vAlign w:val="center"/>
           </w:tcPr>
@@ -10780,7 +10871,7 @@
         </w:tc>
         <w:tc>
           <w:tcPr>
-            <w:tcW w:w="1659" w:type="dxa"/>
+            <w:tcW w:w="1737" w:type="dxa"/>
             <w:tcBorders/>
             <w:vAlign w:val="center"/>
           </w:tcPr>
@@ -10799,7 +10890,7 @@
         </w:tc>
         <w:tc>
           <w:tcPr>
-            <w:tcW w:w="3032" w:type="dxa"/>
+            <w:tcW w:w="2697" w:type="dxa"/>
             <w:tcBorders/>
             <w:vAlign w:val="center"/>
           </w:tcPr>
@@ -10826,7 +10917,7 @@
         </w:tc>
         <w:tc>
           <w:tcPr>
-            <w:tcW w:w="4347" w:type="dxa"/>
+            <w:tcW w:w="4605" w:type="dxa"/>
             <w:tcBorders/>
             <w:vAlign w:val="center"/>
           </w:tcPr>
@@ -10845,7 +10936,7 @@
         </w:tc>
         <w:tc>
           <w:tcPr>
-            <w:tcW w:w="573" w:type="dxa"/>
+            <w:tcW w:w="572" w:type="dxa"/>
             <w:tcBorders/>
             <w:vAlign w:val="center"/>
           </w:tcPr>
@@ -10886,7 +10977,7 @@
         </w:tc>
         <w:tc>
           <w:tcPr>
-            <w:tcW w:w="1659" w:type="dxa"/>
+            <w:tcW w:w="1737" w:type="dxa"/>
             <w:tcBorders/>
             <w:vAlign w:val="center"/>
           </w:tcPr>
@@ -10905,7 +10996,7 @@
         </w:tc>
         <w:tc>
           <w:tcPr>
-            <w:tcW w:w="3032" w:type="dxa"/>
+            <w:tcW w:w="2697" w:type="dxa"/>
             <w:tcBorders/>
             <w:vAlign w:val="center"/>
           </w:tcPr>
@@ -10924,7 +11015,7 @@
         </w:tc>
         <w:tc>
           <w:tcPr>
-            <w:tcW w:w="4347" w:type="dxa"/>
+            <w:tcW w:w="4605" w:type="dxa"/>
             <w:tcBorders/>
             <w:vAlign w:val="center"/>
           </w:tcPr>
@@ -10943,7 +11034,7 @@
         </w:tc>
         <w:tc>
           <w:tcPr>
-            <w:tcW w:w="573" w:type="dxa"/>
+            <w:tcW w:w="572" w:type="dxa"/>
             <w:tcBorders/>
             <w:vAlign w:val="center"/>
           </w:tcPr>
@@ -10984,64 +11075,80 @@
         </w:tc>
         <w:tc>
           <w:tcPr>
-            <w:tcW w:w="1659" w:type="dxa"/>
-            <w:tcBorders/>
-            <w:vAlign w:val="center"/>
-          </w:tcPr>
-          <w:p>
-            <w:pPr>
-              <w:pStyle w:val="TableContents"/>
-              <w:bidi w:val="0"/>
-              <w:spacing w:before="0" w:after="283"/>
-              <w:rPr/>
-            </w:pPr>
-            <w:r>
-              <w:rPr/>
-              <w:t>角色切换（语音）</w:t>
-            </w:r>
-          </w:p>
-        </w:tc>
-        <w:tc>
-          <w:tcPr>
-            <w:tcW w:w="3032" w:type="dxa"/>
-            <w:tcBorders/>
-            <w:vAlign w:val="center"/>
-          </w:tcPr>
-          <w:p>
-            <w:pPr>
-              <w:pStyle w:val="TableContents"/>
-              <w:bidi w:val="0"/>
-              <w:spacing w:before="0" w:after="283"/>
-              <w:rPr/>
-            </w:pPr>
-            <w:r>
-              <w:rPr/>
-              <w:t>说「换一个角色」</w:t>
-            </w:r>
-          </w:p>
-        </w:tc>
-        <w:tc>
-          <w:tcPr>
-            <w:tcW w:w="4347" w:type="dxa"/>
-            <w:tcBorders/>
-            <w:vAlign w:val="center"/>
-          </w:tcPr>
-          <w:p>
-            <w:pPr>
-              <w:pStyle w:val="TableContents"/>
-              <w:bidi w:val="0"/>
-              <w:spacing w:before="0" w:after="283"/>
-              <w:rPr/>
-            </w:pPr>
-            <w:r>
-              <w:rPr/>
-              <w:t>切换到下一个角色，背景色改变</w:t>
-            </w:r>
-          </w:p>
-        </w:tc>
-        <w:tc>
-          <w:tcPr>
-            <w:tcW w:w="573" w:type="dxa"/>
+            <w:tcW w:w="1737" w:type="dxa"/>
+            <w:tcBorders/>
+            <w:vAlign w:val="center"/>
+          </w:tcPr>
+          <w:p>
+            <w:pPr>
+              <w:pStyle w:val="TableContents"/>
+              <w:bidi w:val="0"/>
+              <w:spacing w:before="0" w:after="283"/>
+              <w:rPr/>
+            </w:pPr>
+            <w:r>
+              <w:rPr/>
+              <w:t>待机眨眼</w:t>
+            </w:r>
+          </w:p>
+        </w:tc>
+        <w:tc>
+          <w:tcPr>
+            <w:tcW w:w="2697" w:type="dxa"/>
+            <w:tcBorders/>
+            <w:vAlign w:val="center"/>
+          </w:tcPr>
+          <w:p>
+            <w:pPr>
+              <w:pStyle w:val="TableContents"/>
+              <w:bidi w:val="0"/>
+              <w:spacing w:before="0" w:after="283"/>
+              <w:rPr/>
+            </w:pPr>
+            <w:r>
+              <w:rPr/>
+              <w:t xml:space="preserve">静置观察 </w:t>
+            </w:r>
+            <w:r>
+              <w:rPr/>
+              <w:t xml:space="preserve">30 </w:t>
+            </w:r>
+            <w:r>
+              <w:rPr/>
+              <w:t>秒</w:t>
+            </w:r>
+          </w:p>
+        </w:tc>
+        <w:tc>
+          <w:tcPr>
+            <w:tcW w:w="4605" w:type="dxa"/>
+            <w:tcBorders/>
+            <w:vAlign w:val="center"/>
+          </w:tcPr>
+          <w:p>
+            <w:pPr>
+              <w:pStyle w:val="TableContents"/>
+              <w:bidi w:val="0"/>
+              <w:spacing w:before="0" w:after="283"/>
+              <w:rPr/>
+            </w:pPr>
+            <w:r>
+              <w:rPr/>
+              <w:t xml:space="preserve">每 </w:t>
+            </w:r>
+            <w:r>
+              <w:rPr/>
+              <w:t xml:space="preserve">3–6 </w:t>
+            </w:r>
+            <w:r>
+              <w:rPr/>
+              <w:t>秒眨一次眼，其余时间不刷屏</w:t>
+            </w:r>
+          </w:p>
+        </w:tc>
+        <w:tc>
+          <w:tcPr>
+            <w:tcW w:w="572" w:type="dxa"/>
             <w:tcBorders/>
             <w:vAlign w:val="center"/>
           </w:tcPr>
@@ -11082,45 +11189,45 @@
         </w:tc>
         <w:tc>
           <w:tcPr>
-            <w:tcW w:w="1659" w:type="dxa"/>
-            <w:tcBorders/>
-            <w:vAlign w:val="center"/>
-          </w:tcPr>
-          <w:p>
-            <w:pPr>
-              <w:pStyle w:val="TableContents"/>
-              <w:bidi w:val="0"/>
-              <w:spacing w:before="0" w:after="283"/>
-              <w:rPr/>
-            </w:pPr>
-            <w:r>
-              <w:rPr/>
-              <w:t>角色切换（触摸）</w:t>
-            </w:r>
-          </w:p>
-        </w:tc>
-        <w:tc>
-          <w:tcPr>
-            <w:tcW w:w="3032" w:type="dxa"/>
-            <w:tcBorders/>
-            <w:vAlign w:val="center"/>
-          </w:tcPr>
-          <w:p>
-            <w:pPr>
-              <w:pStyle w:val="TableContents"/>
-              <w:bidi w:val="0"/>
-              <w:spacing w:before="0" w:after="283"/>
-              <w:rPr/>
-            </w:pPr>
-            <w:r>
-              <w:rPr/>
-              <w:t>点屏右缘书签带</w:t>
-            </w:r>
-          </w:p>
-        </w:tc>
-        <w:tc>
-          <w:tcPr>
-            <w:tcW w:w="4347" w:type="dxa"/>
+            <w:tcW w:w="1737" w:type="dxa"/>
+            <w:tcBorders/>
+            <w:vAlign w:val="center"/>
+          </w:tcPr>
+          <w:p>
+            <w:pPr>
+              <w:pStyle w:val="TableContents"/>
+              <w:bidi w:val="0"/>
+              <w:spacing w:before="0" w:after="283"/>
+              <w:rPr/>
+            </w:pPr>
+            <w:r>
+              <w:rPr/>
+              <w:t>角色切换</w:t>
+            </w:r>
+          </w:p>
+        </w:tc>
+        <w:tc>
+          <w:tcPr>
+            <w:tcW w:w="2697" w:type="dxa"/>
+            <w:tcBorders/>
+            <w:vAlign w:val="center"/>
+          </w:tcPr>
+          <w:p>
+            <w:pPr>
+              <w:pStyle w:val="TableContents"/>
+              <w:bidi w:val="0"/>
+              <w:spacing w:before="0" w:after="283"/>
+              <w:rPr/>
+            </w:pPr>
+            <w:r>
+              <w:rPr/>
+              <w:t>点屏右缘四条书签带</w:t>
+            </w:r>
+          </w:p>
+        </w:tc>
+        <w:tc>
+          <w:tcPr>
+            <w:tcW w:w="4605" w:type="dxa"/>
             <w:tcBorders/>
             <w:vAlign w:val="center"/>
           </w:tcPr>
@@ -11139,7 +11246,7 @@
         </w:tc>
         <w:tc>
           <w:tcPr>
-            <w:tcW w:w="573" w:type="dxa"/>
+            <w:tcW w:w="572" w:type="dxa"/>
             <w:tcBorders/>
             <w:vAlign w:val="center"/>
           </w:tcPr>
@@ -11180,7 +11287,7 @@
         </w:tc>
         <w:tc>
           <w:tcPr>
-            <w:tcW w:w="1659" w:type="dxa"/>
+            <w:tcW w:w="1737" w:type="dxa"/>
             <w:tcBorders/>
             <w:vAlign w:val="center"/>
           </w:tcPr>
@@ -11199,7 +11306,7 @@
         </w:tc>
         <w:tc>
           <w:tcPr>
-            <w:tcW w:w="3032" w:type="dxa"/>
+            <w:tcW w:w="2697" w:type="dxa"/>
             <w:tcBorders/>
             <w:vAlign w:val="center"/>
           </w:tcPr>
@@ -11218,7 +11325,7 @@
         </w:tc>
         <w:tc>
           <w:tcPr>
-            <w:tcW w:w="4347" w:type="dxa"/>
+            <w:tcW w:w="4605" w:type="dxa"/>
             <w:tcBorders/>
             <w:vAlign w:val="center"/>
           </w:tcPr>
@@ -11245,7 +11352,7 @@
         </w:tc>
         <w:tc>
           <w:tcPr>
-            <w:tcW w:w="573" w:type="dxa"/>
+            <w:tcW w:w="572" w:type="dxa"/>
             <w:tcBorders/>
             <w:vAlign w:val="center"/>
           </w:tcPr>
@@ -11286,7 +11393,7 @@
         </w:tc>
         <w:tc>
           <w:tcPr>
-            <w:tcW w:w="1659" w:type="dxa"/>
+            <w:tcW w:w="1737" w:type="dxa"/>
             <w:tcBorders/>
             <w:vAlign w:val="center"/>
           </w:tcPr>
@@ -11305,7 +11412,7 @@
         </w:tc>
         <w:tc>
           <w:tcPr>
-            <w:tcW w:w="3032" w:type="dxa"/>
+            <w:tcW w:w="2697" w:type="dxa"/>
             <w:tcBorders/>
             <w:vAlign w:val="center"/>
           </w:tcPr>
@@ -11324,7 +11431,7 @@
         </w:tc>
         <w:tc>
           <w:tcPr>
-            <w:tcW w:w="4347" w:type="dxa"/>
+            <w:tcW w:w="4605" w:type="dxa"/>
             <w:tcBorders/>
             <w:vAlign w:val="center"/>
           </w:tcPr>
@@ -11343,7 +11450,7 @@
         </w:tc>
         <w:tc>
           <w:tcPr>
-            <w:tcW w:w="573" w:type="dxa"/>
+            <w:tcW w:w="572" w:type="dxa"/>
             <w:tcBorders/>
             <w:vAlign w:val="center"/>
           </w:tcPr>
@@ -11384,7 +11491,7 @@
         </w:tc>
         <w:tc>
           <w:tcPr>
-            <w:tcW w:w="1659" w:type="dxa"/>
+            <w:tcW w:w="1737" w:type="dxa"/>
             <w:tcBorders/>
             <w:vAlign w:val="center"/>
           </w:tcPr>
@@ -11403,7 +11510,7 @@
         </w:tc>
         <w:tc>
           <w:tcPr>
-            <w:tcW w:w="3032" w:type="dxa"/>
+            <w:tcW w:w="2697" w:type="dxa"/>
             <w:tcBorders/>
             <w:vAlign w:val="center"/>
           </w:tcPr>
@@ -11422,7 +11529,7 @@
         </w:tc>
         <w:tc>
           <w:tcPr>
-            <w:tcW w:w="4347" w:type="dxa"/>
+            <w:tcW w:w="4605" w:type="dxa"/>
             <w:tcBorders/>
             <w:vAlign w:val="center"/>
           </w:tcPr>
@@ -11441,7 +11548,7 @@
         </w:tc>
         <w:tc>
           <w:tcPr>
-            <w:tcW w:w="573" w:type="dxa"/>
+            <w:tcW w:w="572" w:type="dxa"/>
             <w:tcBorders/>
             <w:vAlign w:val="center"/>
           </w:tcPr>
@@ -11482,7 +11589,7 @@
         </w:tc>
         <w:tc>
           <w:tcPr>
-            <w:tcW w:w="1659" w:type="dxa"/>
+            <w:tcW w:w="1737" w:type="dxa"/>
             <w:tcBorders/>
             <w:vAlign w:val="center"/>
           </w:tcPr>
@@ -11501,7 +11608,7 @@
         </w:tc>
         <w:tc>
           <w:tcPr>
-            <w:tcW w:w="3032" w:type="dxa"/>
+            <w:tcW w:w="2697" w:type="dxa"/>
             <w:tcBorders/>
             <w:vAlign w:val="center"/>
           </w:tcPr>
@@ -11520,7 +11627,7 @@
         </w:tc>
         <w:tc>
           <w:tcPr>
-            <w:tcW w:w="4347" w:type="dxa"/>
+            <w:tcW w:w="4605" w:type="dxa"/>
             <w:tcBorders/>
             <w:vAlign w:val="center"/>
           </w:tcPr>
@@ -11547,7 +11654,7 @@
         </w:tc>
         <w:tc>
           <w:tcPr>
-            <w:tcW w:w="573" w:type="dxa"/>
+            <w:tcW w:w="572" w:type="dxa"/>
             <w:tcBorders/>
             <w:vAlign w:val="center"/>
           </w:tcPr>
@@ -11588,7 +11695,7 @@
         </w:tc>
         <w:tc>
           <w:tcPr>
-            <w:tcW w:w="1659" w:type="dxa"/>
+            <w:tcW w:w="1737" w:type="dxa"/>
             <w:tcBorders/>
             <w:vAlign w:val="center"/>
           </w:tcPr>
@@ -11607,7 +11714,7 @@
         </w:tc>
         <w:tc>
           <w:tcPr>
-            <w:tcW w:w="3032" w:type="dxa"/>
+            <w:tcW w:w="2697" w:type="dxa"/>
             <w:tcBorders/>
             <w:vAlign w:val="center"/>
           </w:tcPr>
@@ -11626,7 +11733,7 @@
         </w:tc>
         <w:tc>
           <w:tcPr>
-            <w:tcW w:w="4347" w:type="dxa"/>
+            <w:tcW w:w="4605" w:type="dxa"/>
             <w:tcBorders/>
             <w:vAlign w:val="center"/>
           </w:tcPr>
@@ -11645,7 +11752,7 @@
         </w:tc>
         <w:tc>
           <w:tcPr>
-            <w:tcW w:w="573" w:type="dxa"/>
+            <w:tcW w:w="572" w:type="dxa"/>
             <w:tcBorders/>
             <w:vAlign w:val="center"/>
           </w:tcPr>
@@ -11686,7 +11793,7 @@
         </w:tc>
         <w:tc>
           <w:tcPr>
-            <w:tcW w:w="1659" w:type="dxa"/>
+            <w:tcW w:w="1737" w:type="dxa"/>
             <w:tcBorders/>
             <w:vAlign w:val="center"/>
           </w:tcPr>
@@ -11705,7 +11812,7 @@
         </w:tc>
         <w:tc>
           <w:tcPr>
-            <w:tcW w:w="3032" w:type="dxa"/>
+            <w:tcW w:w="2697" w:type="dxa"/>
             <w:tcBorders/>
             <w:vAlign w:val="center"/>
           </w:tcPr>
@@ -11724,7 +11831,7 @@
         </w:tc>
         <w:tc>
           <w:tcPr>
-            <w:tcW w:w="4347" w:type="dxa"/>
+            <w:tcW w:w="4605" w:type="dxa"/>
             <w:tcBorders/>
             <w:vAlign w:val="center"/>
           </w:tcPr>
@@ -11751,7 +11858,7 @@
         </w:tc>
         <w:tc>
           <w:tcPr>
-            <w:tcW w:w="573" w:type="dxa"/>
+            <w:tcW w:w="572" w:type="dxa"/>
             <w:tcBorders/>
             <w:vAlign w:val="center"/>
           </w:tcPr>
@@ -11792,7 +11899,7 @@
         </w:tc>
         <w:tc>
           <w:tcPr>
-            <w:tcW w:w="1659" w:type="dxa"/>
+            <w:tcW w:w="1737" w:type="dxa"/>
             <w:tcBorders/>
             <w:vAlign w:val="center"/>
           </w:tcPr>
@@ -11811,7 +11918,7 @@
         </w:tc>
         <w:tc>
           <w:tcPr>
-            <w:tcW w:w="3032" w:type="dxa"/>
+            <w:tcW w:w="2697" w:type="dxa"/>
             <w:tcBorders/>
             <w:vAlign w:val="center"/>
           </w:tcPr>
@@ -11830,7 +11937,7 @@
         </w:tc>
         <w:tc>
           <w:tcPr>
-            <w:tcW w:w="4347" w:type="dxa"/>
+            <w:tcW w:w="4605" w:type="dxa"/>
             <w:tcBorders/>
             <w:vAlign w:val="center"/>
           </w:tcPr>
@@ -11849,7 +11956,7 @@
         </w:tc>
         <w:tc>
           <w:tcPr>
-            <w:tcW w:w="573" w:type="dxa"/>
+            <w:tcW w:w="572" w:type="dxa"/>
             <w:tcBorders/>
             <w:vAlign w:val="center"/>
           </w:tcPr>
@@ -11890,7 +11997,7 @@
         </w:tc>
         <w:tc>
           <w:tcPr>
-            <w:tcW w:w="1659" w:type="dxa"/>
+            <w:tcW w:w="1737" w:type="dxa"/>
             <w:tcBorders/>
             <w:vAlign w:val="center"/>
           </w:tcPr>
@@ -11909,7 +12016,7 @@
         </w:tc>
         <w:tc>
           <w:tcPr>
-            <w:tcW w:w="3032" w:type="dxa"/>
+            <w:tcW w:w="2697" w:type="dxa"/>
             <w:tcBorders/>
             <w:vAlign w:val="center"/>
           </w:tcPr>
@@ -11928,7 +12035,7 @@
         </w:tc>
         <w:tc>
           <w:tcPr>
-            <w:tcW w:w="4347" w:type="dxa"/>
+            <w:tcW w:w="4605" w:type="dxa"/>
             <w:tcBorders/>
             <w:vAlign w:val="center"/>
           </w:tcPr>
@@ -11955,7 +12062,7 @@
         </w:tc>
         <w:tc>
           <w:tcPr>
-            <w:tcW w:w="573" w:type="dxa"/>
+            <w:tcW w:w="572" w:type="dxa"/>
             <w:tcBorders/>
             <w:vAlign w:val="center"/>
           </w:tcPr>
@@ -11996,45 +12103,53 @@
         </w:tc>
         <w:tc>
           <w:tcPr>
-            <w:tcW w:w="1659" w:type="dxa"/>
-            <w:tcBorders/>
-            <w:vAlign w:val="center"/>
-          </w:tcPr>
-          <w:p>
-            <w:pPr>
-              <w:pStyle w:val="TableContents"/>
-              <w:bidi w:val="0"/>
-              <w:spacing w:before="0" w:after="283"/>
-              <w:rPr/>
-            </w:pPr>
-            <w:r>
-              <w:rPr/>
-              <w:t>失败路径</w:t>
-            </w:r>
-          </w:p>
-        </w:tc>
-        <w:tc>
-          <w:tcPr>
-            <w:tcW w:w="3032" w:type="dxa"/>
-            <w:tcBorders/>
-            <w:vAlign w:val="center"/>
-          </w:tcPr>
-          <w:p>
-            <w:pPr>
-              <w:pStyle w:val="TableContents"/>
-              <w:bidi w:val="0"/>
-              <w:spacing w:before="0" w:after="283"/>
-              <w:rPr/>
-            </w:pPr>
-            <w:r>
-              <w:rPr/>
-              <w:t>断网后唤醒并说话</w:t>
-            </w:r>
-          </w:p>
-        </w:tc>
-        <w:tc>
-          <w:tcPr>
-            <w:tcW w:w="4347" w:type="dxa"/>
+            <w:tcW w:w="1737" w:type="dxa"/>
+            <w:tcBorders/>
+            <w:vAlign w:val="center"/>
+          </w:tcPr>
+          <w:p>
+            <w:pPr>
+              <w:pStyle w:val="TableContents"/>
+              <w:bidi w:val="0"/>
+              <w:spacing w:before="0" w:after="283"/>
+              <w:rPr/>
+            </w:pPr>
+            <w:r>
+              <w:rPr/>
+              <w:t xml:space="preserve">失败路径 </w:t>
+            </w:r>
+            <w:r>
+              <w:rPr/>
+              <w:t>A</w:t>
+            </w:r>
+            <w:r>
+              <w:rPr/>
+              <w:t>（这一轮失败）</w:t>
+            </w:r>
+          </w:p>
+        </w:tc>
+        <w:tc>
+          <w:tcPr>
+            <w:tcW w:w="2697" w:type="dxa"/>
+            <w:tcBorders/>
+            <w:vAlign w:val="center"/>
+          </w:tcPr>
+          <w:p>
+            <w:pPr>
+              <w:pStyle w:val="TableContents"/>
+              <w:bidi w:val="0"/>
+              <w:spacing w:before="0" w:after="283"/>
+              <w:rPr/>
+            </w:pPr>
+            <w:r>
+              <w:rPr/>
+              <w:t>把服务端地址改成不可达，唤醒后说一句</w:t>
+            </w:r>
+          </w:p>
+        </w:tc>
+        <w:tc>
+          <w:tcPr>
+            <w:tcW w:w="4605" w:type="dxa"/>
             <w:tcBorders/>
             <w:vAlign w:val="center"/>
           </w:tcPr>
@@ -12051,17 +12166,25 @@
             </w:r>
             <w:r>
               <w:rPr/>
+              <w:t xml:space="preserve">5 </w:t>
+            </w:r>
+            <w:r>
+              <w:rPr/>
+              <w:t xml:space="preserve">秒 </w:t>
+            </w:r>
+            <w:r>
+              <w:rPr/>
               <w:t xml:space="preserve">+ </w:t>
             </w:r>
             <w:r>
               <w:rPr/>
-              <w:t>一句中文安抚语，不是中性表情</w:t>
-            </w:r>
-          </w:p>
-        </w:tc>
-        <w:tc>
-          <w:tcPr>
-            <w:tcW w:w="573" w:type="dxa"/>
+              <w:t>播一句中文安抚语；不是一张中性的脸</w:t>
+            </w:r>
+          </w:p>
+        </w:tc>
+        <w:tc>
+          <w:tcPr>
+            <w:tcW w:w="572" w:type="dxa"/>
             <w:tcBorders/>
             <w:vAlign w:val="center"/>
           </w:tcPr>
@@ -12102,7 +12225,139 @@
         </w:tc>
         <w:tc>
           <w:tcPr>
-            <w:tcW w:w="1659" w:type="dxa"/>
+            <w:tcW w:w="1737" w:type="dxa"/>
+            <w:tcBorders/>
+            <w:vAlign w:val="center"/>
+          </w:tcPr>
+          <w:p>
+            <w:pPr>
+              <w:pStyle w:val="TableContents"/>
+              <w:bidi w:val="0"/>
+              <w:spacing w:before="0" w:after="283"/>
+              <w:rPr/>
+            </w:pPr>
+            <w:r>
+              <w:rPr/>
+              <w:t xml:space="preserve">失败路径 </w:t>
+            </w:r>
+            <w:r>
+              <w:rPr/>
+              <w:t>B</w:t>
+            </w:r>
+            <w:r>
+              <w:rPr/>
+              <w:t>（断网待机）</w:t>
+            </w:r>
+          </w:p>
+        </w:tc>
+        <w:tc>
+          <w:tcPr>
+            <w:tcW w:w="2697" w:type="dxa"/>
+            <w:tcBorders/>
+            <w:vAlign w:val="center"/>
+          </w:tcPr>
+          <w:p>
+            <w:pPr>
+              <w:pStyle w:val="TableContents"/>
+              <w:bidi w:val="0"/>
+              <w:spacing w:before="0" w:after="283"/>
+              <w:rPr/>
+            </w:pPr>
+            <w:r>
+              <w:rPr/>
+              <w:t xml:space="preserve">拔掉 </w:t>
+            </w:r>
+            <w:r>
+              <w:rPr/>
+              <w:t xml:space="preserve">Wi-Fi </w:t>
+            </w:r>
+            <w:r>
+              <w:rPr/>
+              <w:t>后静置</w:t>
+            </w:r>
+          </w:p>
+        </w:tc>
+        <w:tc>
+          <w:tcPr>
+            <w:tcW w:w="4605" w:type="dxa"/>
+            <w:tcBorders/>
+            <w:vAlign w:val="center"/>
+          </w:tcPr>
+          <w:p>
+            <w:pPr>
+              <w:pStyle w:val="TableContents"/>
+              <w:bidi w:val="0"/>
+              <w:spacing w:before="0" w:after="283"/>
+              <w:rPr/>
+            </w:pPr>
+            <w:r>
+              <w:rPr/>
+              <w:t>脸显「困倦」</w:t>
+            </w:r>
+            <w:r>
+              <w:rPr/>
+              <w:t xml:space="preserve">+ </w:t>
+            </w:r>
+            <w:r>
+              <w:rPr/>
+              <w:t>头顶泡泡，</w:t>
+            </w:r>
+            <w:r>
+              <w:rPr>
+                <w:rStyle w:val="StrongEmphasis"/>
+              </w:rPr>
+              <w:t>不是难过</w:t>
+            </w:r>
+            <w:r>
+              <w:rPr/>
+              <w:t>——难过的脸会让孩子以为是自己弄坏的</w:t>
+            </w:r>
+          </w:p>
+        </w:tc>
+        <w:tc>
+          <w:tcPr>
+            <w:tcW w:w="572" w:type="dxa"/>
+            <w:tcBorders/>
+            <w:vAlign w:val="center"/>
+          </w:tcPr>
+          <w:p>
+            <w:pPr>
+              <w:pStyle w:val="TableContents"/>
+              <w:bidi w:val="0"/>
+              <w:spacing w:before="0" w:after="283"/>
+              <w:rPr/>
+            </w:pPr>
+            <w:r>
+              <w:rPr/>
+              <w:t>通过</w:t>
+            </w:r>
+          </w:p>
+        </w:tc>
+      </w:tr>
+      <w:tr>
+        <w:trPr/>
+        <w:tc>
+          <w:tcPr>
+            <w:tcW w:w="361" w:type="dxa"/>
+            <w:tcBorders/>
+            <w:vAlign w:val="center"/>
+          </w:tcPr>
+          <w:p>
+            <w:pPr>
+              <w:pStyle w:val="TableContents"/>
+              <w:bidi w:val="0"/>
+              <w:spacing w:before="0" w:after="283"/>
+              <w:rPr/>
+            </w:pPr>
+            <w:r>
+              <w:rPr/>
+              <w:t>15</w:t>
+            </w:r>
+          </w:p>
+        </w:tc>
+        <w:tc>
+          <w:tcPr>
+            <w:tcW w:w="1737" w:type="dxa"/>
             <w:tcBorders/>
             <w:vAlign w:val="center"/>
           </w:tcPr>
@@ -12121,7 +12376,7 @@
         </w:tc>
         <w:tc>
           <w:tcPr>
-            <w:tcW w:w="3032" w:type="dxa"/>
+            <w:tcW w:w="2697" w:type="dxa"/>
             <w:tcBorders/>
             <w:vAlign w:val="center"/>
           </w:tcPr>
@@ -12144,7 +12399,7 @@
         </w:tc>
         <w:tc>
           <w:tcPr>
-            <w:tcW w:w="4347" w:type="dxa"/>
+            <w:tcW w:w="4605" w:type="dxa"/>
             <w:tcBorders/>
             <w:vAlign w:val="center"/>
           </w:tcPr>
@@ -12163,7 +12418,7 @@
         </w:tc>
         <w:tc>
           <w:tcPr>
-            <w:tcW w:w="573" w:type="dxa"/>
+            <w:tcW w:w="572" w:type="dxa"/>
             <w:tcBorders/>
             <w:vAlign w:val="center"/>
           </w:tcPr>
@@ -12198,11 +12453,19 @@
       </w:r>
       <w:r>
         <w:rPr/>
-        <w:t xml:space="preserve"> 其中 </w:t>
-      </w:r>
-      <w:r>
-        <w:rPr/>
-        <w:t>1–9</w:t>
+        <w:t xml:space="preserve"> 全部 </w:t>
+      </w:r>
+      <w:r>
+        <w:rPr/>
+        <w:t xml:space="preserve">15 </w:t>
+      </w:r>
+      <w:r>
+        <w:rPr/>
+        <w:t xml:space="preserve">条都是人工交互测试：按上表逐条操作，同时观察板子行为与串口 日志。其中 </w:t>
+      </w:r>
+      <w:r>
+        <w:rPr/>
+        <w:t>13</w:t>
       </w:r>
       <w:r>
         <w:rPr/>
@@ -12210,19 +12473,21 @@
       </w:r>
       <w:r>
         <w:rPr/>
-        <w:t xml:space="preserve">11–14 </w:t>
-      </w:r>
-      <w:r>
-        <w:rPr/>
-        <w:t xml:space="preserve">为人工交互测试（按上表逐条操作并观察板子行为与串口 日志）；第 </w:t>
-      </w:r>
-      <w:r>
-        <w:rPr/>
-        <w:t xml:space="preserve">13 </w:t>
-      </w:r>
-      <w:r>
-        <w:rPr/>
-        <w:t>条是专门为「无文字界面」这个取舍设计的失败路径测试——把网络断开后唤醒， 确认屏幕给出的是难过而不是一张中性的脸。</w:t>
+        <w:t xml:space="preserve">14 </w:t>
+      </w:r>
+      <w:r>
+        <w:rPr/>
+        <w:t>两条是专门为「无文字界面」这个取舍设计的失败路径测试，而且</w:t>
+      </w:r>
+      <w:r>
+        <w:rPr>
+          <w:rStyle w:val="StrongEmphasis"/>
+        </w:rPr>
+        <w:t>要分开 测</w:t>
+      </w:r>
+      <w:r>
+        <w:rPr/>
+        <w:t>——它们的成因不同（一个是这一轮请求失败了，一个是板子知道自己没网），给孩子看的 表情也必须是两个不同的，不能都糊成一张难过的脸。</w:t>
       </w:r>
     </w:p>
     <w:p>
@@ -14539,11 +14804,11 @@
             </w:r>
             <w:r>
               <w:rPr/>
-              <w:t xml:space="preserve">Wi-Fi </w:t>
-            </w:r>
-            <w:r>
-              <w:rPr/>
-              <w:t>后唤醒 → 恢复网络 → 再唤醒</w:t>
+              <w:t xml:space="preserve">Wi-Fi → </w:t>
+            </w:r>
+            <w:r>
+              <w:rPr/>
+              <w:t>观察表情 → 恢复网络 → 再唤醒</w:t>
             </w:r>
           </w:p>
         </w:tc>
@@ -14562,7 +14827,15 @@
             </w:pPr>
             <w:r>
               <w:rPr/>
-              <w:t>通过：断网时显难过并播安抚语；恢复后自动接回，无需重启</w:t>
+              <w:t xml:space="preserve">通过：断网时显「困倦 </w:t>
+            </w:r>
+            <w:r>
+              <w:rPr/>
+              <w:t xml:space="preserve">+ </w:t>
+            </w:r>
+            <w:r>
+              <w:rPr/>
+              <w:t>泡泡」（不是难过）；恢复后由轮询自动接回，无需重启</w:t>
             </w:r>
           </w:p>
         </w:tc>
@@ -16643,11 +16916,11 @@
         <w:rPr>
           <w:rStyle w:val="StrongEmphasis"/>
         </w:rPr>
-        <w:t>端侧没有模型。</w:t>
-      </w:r>
-      <w:r>
-        <w:rPr/>
-        <w:t xml:space="preserve"> 断网即不可用，只能靠表情与安抚语告知失败。下一步的方向是把 唤醒与简单的意图分类放到端侧（小模型或规则），至少做到断网时仍能响应唤醒和固定指令。 </w:t>
+        <w:t>端侧没有模型，断网就只剩一张困倦的脸。</w:t>
+      </w:r>
+      <w:r>
+        <w:rPr/>
+        <w:t xml:space="preserve"> 识别与合成都在云上，所以没网的时候连 唤醒词都认不出来。下一步的方向是把唤醒与简单的意图分类放到端侧（小模型或规则）， 至少做到断网时仍能响应唤醒、执行几个固定指令（比如「继续讲故事」放本地缓存的音频）。 </w:t>
       </w:r>
     </w:p>
     <w:p>

--- a/docs/技术报告.docx
+++ b/docs/技术报告.docx
@@ -3750,6 +3750,580 @@
       <w:r>
         <w:rPr/>
         <w:t>调用都不发。</w:t>
+      </w:r>
+    </w:p>
+    <w:p>
+      <w:pPr>
+        <w:pStyle w:val="TextBody"/>
+        <w:bidi w:val="0"/>
+        <w:spacing w:before="0" w:after="283"/>
+        <w:jc w:val="both"/>
+        <w:rPr/>
+      </w:pPr>
+      <w:r>
+        <w:rPr>
+          <w:rStyle w:val="StrongEmphasis"/>
+        </w:rPr>
+        <w:t>（</w:t>
+      </w:r>
+      <w:r>
+        <w:rPr>
+          <w:rStyle w:val="StrongEmphasis"/>
+        </w:rPr>
+        <w:t>6</w:t>
+      </w:r>
+      <w:r>
+        <w:rPr>
+          <w:rStyle w:val="StrongEmphasis"/>
+        </w:rPr>
+        <w:t>）各节点的角色与运行的系统。</w:t>
+      </w:r>
+      <w:r>
+        <w:rPr/>
+        <w:t xml:space="preserve"> 本作品是一个三节点的方案，但</w:t>
+      </w:r>
+      <w:r>
+        <w:rPr>
+          <w:rStyle w:val="StrongEmphasis"/>
+        </w:rPr>
+        <w:t xml:space="preserve">只有板子在跑 </w:t>
+      </w:r>
+      <w:r>
+        <w:rPr>
+          <w:rStyle w:val="StrongEmphasis"/>
+        </w:rPr>
+        <w:t>openvela</w:t>
+      </w:r>
+      <w:r>
+        <w:rPr/>
+        <w:t>，另两个节点刻意做成了零安装：</w:t>
+      </w:r>
+    </w:p>
+    <w:tbl>
+      <w:tblPr>
+        <w:tblW w:w="9972" w:type="dxa"/>
+        <w:jc w:val="left"/>
+        <w:tblInd w:w="0" w:type="dxa"/>
+        <w:tblLayout w:type="fixed"/>
+        <w:tblCellMar>
+          <w:top w:w="28" w:type="dxa"/>
+          <w:left w:w="28" w:type="dxa"/>
+          <w:bottom w:w="28" w:type="dxa"/>
+          <w:right w:w="28" w:type="dxa"/>
+        </w:tblCellMar>
+      </w:tblPr>
+      <w:tblGrid>
+        <w:gridCol w:w="632"/>
+        <w:gridCol w:w="2093"/>
+        <w:gridCol w:w="4237"/>
+        <w:gridCol w:w="3010"/>
+      </w:tblGrid>
+      <w:tr>
+        <w:trPr>
+          <w:tblHeader w:val="true"/>
+        </w:trPr>
+        <w:tc>
+          <w:tcPr>
+            <w:tcW w:w="632" w:type="dxa"/>
+            <w:tcBorders/>
+            <w:vAlign w:val="center"/>
+          </w:tcPr>
+          <w:p>
+            <w:pPr>
+              <w:pStyle w:val="TableHeading"/>
+              <w:suppressLineNumbers/>
+              <w:bidi w:val="0"/>
+              <w:spacing w:before="0" w:after="283"/>
+              <w:jc w:val="left"/>
+              <w:rPr/>
+            </w:pPr>
+            <w:r>
+              <w:rPr/>
+              <w:t>节点</w:t>
+            </w:r>
+          </w:p>
+        </w:tc>
+        <w:tc>
+          <w:tcPr>
+            <w:tcW w:w="2093" w:type="dxa"/>
+            <w:tcBorders/>
+            <w:vAlign w:val="center"/>
+          </w:tcPr>
+          <w:p>
+            <w:pPr>
+              <w:pStyle w:val="TableHeading"/>
+              <w:suppressLineNumbers/>
+              <w:bidi w:val="0"/>
+              <w:spacing w:before="0" w:after="283"/>
+              <w:jc w:val="left"/>
+              <w:rPr/>
+            </w:pPr>
+            <w:r>
+              <w:rPr/>
+              <w:t>跑在哪</w:t>
+            </w:r>
+          </w:p>
+        </w:tc>
+        <w:tc>
+          <w:tcPr>
+            <w:tcW w:w="4237" w:type="dxa"/>
+            <w:tcBorders/>
+            <w:vAlign w:val="center"/>
+          </w:tcPr>
+          <w:p>
+            <w:pPr>
+              <w:pStyle w:val="TableHeading"/>
+              <w:suppressLineNumbers/>
+              <w:bidi w:val="0"/>
+              <w:spacing w:before="0" w:after="283"/>
+              <w:jc w:val="left"/>
+              <w:rPr/>
+            </w:pPr>
+            <w:r>
+              <w:rPr/>
+              <w:t>承担什么</w:t>
+            </w:r>
+          </w:p>
+        </w:tc>
+        <w:tc>
+          <w:tcPr>
+            <w:tcW w:w="3010" w:type="dxa"/>
+            <w:tcBorders/>
+            <w:vAlign w:val="center"/>
+          </w:tcPr>
+          <w:p>
+            <w:pPr>
+              <w:pStyle w:val="TableHeading"/>
+              <w:suppressLineNumbers/>
+              <w:bidi w:val="0"/>
+              <w:spacing w:before="0" w:after="283"/>
+              <w:jc w:val="left"/>
+              <w:rPr/>
+            </w:pPr>
+            <w:r>
+              <w:rPr/>
+              <w:t>为什么这么分</w:t>
+            </w:r>
+          </w:p>
+        </w:tc>
+      </w:tr>
+      <w:tr>
+        <w:trPr/>
+        <w:tc>
+          <w:tcPr>
+            <w:tcW w:w="632" w:type="dxa"/>
+            <w:tcBorders/>
+            <w:vAlign w:val="center"/>
+          </w:tcPr>
+          <w:p>
+            <w:pPr>
+              <w:pStyle w:val="TableContents"/>
+              <w:bidi w:val="0"/>
+              <w:spacing w:before="0" w:after="283"/>
+              <w:rPr/>
+            </w:pPr>
+            <w:r>
+              <w:rPr/>
+              <w:t>设备端</w:t>
+            </w:r>
+          </w:p>
+        </w:tc>
+        <w:tc>
+          <w:tcPr>
+            <w:tcW w:w="2093" w:type="dxa"/>
+            <w:tcBorders/>
+            <w:vAlign w:val="center"/>
+          </w:tcPr>
+          <w:p>
+            <w:pPr>
+              <w:pStyle w:val="TableContents"/>
+              <w:bidi w:val="0"/>
+              <w:spacing w:before="0" w:after="283"/>
+              <w:rPr/>
+            </w:pPr>
+            <w:r>
+              <w:rPr/>
+              <w:t xml:space="preserve">Gemini-S1 / </w:t>
+            </w:r>
+            <w:r>
+              <w:rPr>
+                <w:rStyle w:val="StrongEmphasis"/>
+              </w:rPr>
+              <w:t>openvela</w:t>
+            </w:r>
+            <w:r>
+              <w:rPr/>
+              <w:t>（</w:t>
+            </w:r>
+            <w:r>
+              <w:rPr/>
+              <w:t>NuttX</w:t>
+            </w:r>
+            <w:r>
+              <w:rPr/>
+              <w:t>）</w:t>
+            </w:r>
+          </w:p>
+        </w:tc>
+        <w:tc>
+          <w:tcPr>
+            <w:tcW w:w="4237" w:type="dxa"/>
+            <w:tcBorders/>
+            <w:vAlign w:val="center"/>
+          </w:tcPr>
+          <w:p>
+            <w:pPr>
+              <w:pStyle w:val="TableContents"/>
+              <w:bidi w:val="0"/>
+              <w:spacing w:before="0" w:after="283"/>
+              <w:rPr/>
+            </w:pPr>
+            <w:r>
+              <w:rPr/>
+              <w:t>全部实时动作：脸谱界面、</w:t>
+            </w:r>
+            <w:r>
+              <w:rPr/>
+              <w:t xml:space="preserve">VAD </w:t>
+            </w:r>
+            <w:r>
+              <w:rPr/>
+              <w:t>采集、唤醒匹配、</w:t>
+            </w:r>
+            <w:r>
+              <w:rPr/>
+              <w:t xml:space="preserve">TTS </w:t>
+            </w:r>
+            <w:r>
+              <w:rPr/>
+              <w:t>播放、会话与剧情落盘、定时任务执行</w:t>
+            </w:r>
+          </w:p>
+        </w:tc>
+        <w:tc>
+          <w:tcPr>
+            <w:tcW w:w="3010" w:type="dxa"/>
+            <w:tcBorders/>
+            <w:vAlign w:val="center"/>
+          </w:tcPr>
+          <w:p>
+            <w:pPr>
+              <w:pStyle w:val="TableContents"/>
+              <w:bidi w:val="0"/>
+              <w:spacing w:before="0" w:after="283"/>
+              <w:rPr/>
+            </w:pPr>
+            <w:r>
+              <w:rPr/>
+              <w:t>实时性（</w:t>
+            </w:r>
+            <w:r>
+              <w:rPr/>
+              <w:t xml:space="preserve">100 ms </w:t>
+            </w:r>
+            <w:r>
+              <w:rPr/>
+              <w:t>级）和断网可用性都要求它在本地</w:t>
+            </w:r>
+          </w:p>
+        </w:tc>
+      </w:tr>
+      <w:tr>
+        <w:trPr/>
+        <w:tc>
+          <w:tcPr>
+            <w:tcW w:w="632" w:type="dxa"/>
+            <w:tcBorders/>
+            <w:vAlign w:val="center"/>
+          </w:tcPr>
+          <w:p>
+            <w:pPr>
+              <w:pStyle w:val="TableContents"/>
+              <w:bidi w:val="0"/>
+              <w:spacing w:before="0" w:after="283"/>
+              <w:rPr/>
+            </w:pPr>
+            <w:r>
+              <w:rPr/>
+              <w:t>家长端</w:t>
+            </w:r>
+          </w:p>
+        </w:tc>
+        <w:tc>
+          <w:tcPr>
+            <w:tcW w:w="2093" w:type="dxa"/>
+            <w:tcBorders/>
+            <w:vAlign w:val="center"/>
+          </w:tcPr>
+          <w:p>
+            <w:pPr>
+              <w:pStyle w:val="TableContents"/>
+              <w:bidi w:val="0"/>
+              <w:spacing w:before="0" w:after="283"/>
+              <w:rPr/>
+            </w:pPr>
+            <w:r>
+              <w:rPr/>
+              <w:t xml:space="preserve">手机 </w:t>
+            </w:r>
+            <w:r>
+              <w:rPr/>
+              <w:t xml:space="preserve">/ </w:t>
+            </w:r>
+            <w:r>
+              <w:rPr/>
+              <w:t>电脑</w:t>
+            </w:r>
+            <w:r>
+              <w:rPr>
+                <w:rStyle w:val="StrongEmphasis"/>
+              </w:rPr>
+              <w:t>浏览器</w:t>
+            </w:r>
+            <w:r>
+              <w:rPr/>
+              <w:t xml:space="preserve">，一个单文件 </w:t>
+            </w:r>
+            <w:r>
+              <w:rPr/>
+              <w:t>H5</w:t>
+            </w:r>
+          </w:p>
+        </w:tc>
+        <w:tc>
+          <w:tcPr>
+            <w:tcW w:w="4237" w:type="dxa"/>
+            <w:tcBorders/>
+            <w:vAlign w:val="center"/>
+          </w:tcPr>
+          <w:p>
+            <w:pPr>
+              <w:pStyle w:val="TableContents"/>
+              <w:bidi w:val="0"/>
+              <w:spacing w:before="0" w:after="283"/>
+              <w:rPr/>
+            </w:pPr>
+            <w:r>
+              <w:rPr/>
+              <w:t>看孩子与设备的往来、给孩子设提醒</w:t>
+            </w:r>
+          </w:p>
+        </w:tc>
+        <w:tc>
+          <w:tcPr>
+            <w:tcW w:w="3010" w:type="dxa"/>
+            <w:tcBorders/>
+            <w:vAlign w:val="center"/>
+          </w:tcPr>
+          <w:p>
+            <w:pPr>
+              <w:pStyle w:val="TableContents"/>
+              <w:bidi w:val="0"/>
+              <w:spacing w:before="0" w:after="283"/>
+              <w:rPr/>
+            </w:pPr>
+            <w:r>
+              <w:rPr/>
+              <w:t xml:space="preserve">不装 </w:t>
+            </w:r>
+            <w:r>
+              <w:rPr/>
+              <w:t>App</w:t>
+            </w:r>
+            <w:r>
+              <w:rPr/>
+              <w:t xml:space="preserve">、不上应用商店，扫开即用；它只是个 </w:t>
+            </w:r>
+            <w:r>
+              <w:rPr/>
+              <w:t xml:space="preserve">MQTT </w:t>
+            </w:r>
+            <w:r>
+              <w:rPr/>
+              <w:t>客户端</w:t>
+            </w:r>
+          </w:p>
+        </w:tc>
+      </w:tr>
+      <w:tr>
+        <w:trPr/>
+        <w:tc>
+          <w:tcPr>
+            <w:tcW w:w="632" w:type="dxa"/>
+            <w:tcBorders/>
+            <w:vAlign w:val="center"/>
+          </w:tcPr>
+          <w:p>
+            <w:pPr>
+              <w:pStyle w:val="TableContents"/>
+              <w:bidi w:val="0"/>
+              <w:spacing w:before="0" w:after="283"/>
+              <w:rPr/>
+            </w:pPr>
+            <w:r>
+              <w:rPr/>
+              <w:t>云侧</w:t>
+            </w:r>
+          </w:p>
+        </w:tc>
+        <w:tc>
+          <w:tcPr>
+            <w:tcW w:w="2093" w:type="dxa"/>
+            <w:tcBorders/>
+            <w:vAlign w:val="center"/>
+          </w:tcPr>
+          <w:p>
+            <w:pPr>
+              <w:pStyle w:val="TableContents"/>
+              <w:bidi w:val="0"/>
+              <w:spacing w:before="0" w:after="283"/>
+              <w:rPr/>
+            </w:pPr>
+            <w:r>
+              <w:rPr/>
+              <w:t>Xiaomi MiMo</w:t>
+            </w:r>
+          </w:p>
+        </w:tc>
+        <w:tc>
+          <w:tcPr>
+            <w:tcW w:w="4237" w:type="dxa"/>
+            <w:tcBorders/>
+            <w:vAlign w:val="center"/>
+          </w:tcPr>
+          <w:p>
+            <w:pPr>
+              <w:pStyle w:val="TableContents"/>
+              <w:bidi w:val="0"/>
+              <w:spacing w:before="0" w:after="283"/>
+              <w:rPr/>
+            </w:pPr>
+            <w:r>
+              <w:rPr/>
+              <w:t xml:space="preserve">ASR / </w:t>
+            </w:r>
+            <w:r>
+              <w:rPr/>
+              <w:t xml:space="preserve">对话 </w:t>
+            </w:r>
+            <w:r>
+              <w:rPr/>
+              <w:t xml:space="preserve">/ TTS </w:t>
+            </w:r>
+            <w:r>
+              <w:rPr/>
+              <w:t>三个接口</w:t>
+            </w:r>
+          </w:p>
+        </w:tc>
+        <w:tc>
+          <w:tcPr>
+            <w:tcW w:w="3010" w:type="dxa"/>
+            <w:tcBorders/>
+            <w:vAlign w:val="center"/>
+          </w:tcPr>
+          <w:p>
+            <w:pPr>
+              <w:pStyle w:val="TableContents"/>
+              <w:bidi w:val="0"/>
+              <w:spacing w:before="0" w:after="283"/>
+              <w:rPr/>
+            </w:pPr>
+            <w:r>
+              <w:rPr/>
+              <w:t>端侧算力与内存放不下可用的模型</w:t>
+            </w:r>
+          </w:p>
+        </w:tc>
+      </w:tr>
+    </w:tbl>
+    <w:p>
+      <w:pPr>
+        <w:pStyle w:val="TextBody"/>
+        <w:bidi w:val="0"/>
+        <w:spacing w:before="0" w:after="283"/>
+        <w:jc w:val="both"/>
+        <w:rPr/>
+      </w:pPr>
+      <w:r>
+        <w:rPr/>
+        <w:t xml:space="preserve">家长端和板子之间只隔着 </w:t>
+      </w:r>
+      <w:r>
+        <w:rPr/>
+        <w:t>MQTT</w:t>
+      </w:r>
+      <w:r>
+        <w:rPr/>
+        <w:t>（</w:t>
+      </w:r>
+      <w:r>
+        <w:rPr/>
+        <w:t xml:space="preserve">topic </w:t>
+      </w:r>
+      <w:r>
+        <w:rPr>
+          <w:rStyle w:val="SourceText"/>
+        </w:rPr>
+        <w:t>agent/in</w:t>
+      </w:r>
+      <w:r>
+        <w:rPr/>
+        <w:t xml:space="preserve"> / </w:t>
+      </w:r>
+      <w:r>
+        <w:rPr>
+          <w:rStyle w:val="SourceText"/>
+        </w:rPr>
+        <w:t>agent/out</w:t>
+      </w:r>
+      <w:r>
+        <w:rPr/>
+        <w:t xml:space="preserve">），用的就是 </w:t>
+      </w:r>
+      <w:r>
+        <w:rPr/>
+        <w:t xml:space="preserve">ai_agent </w:t>
+      </w:r>
+      <w:r>
+        <w:rPr/>
+        <w:t xml:space="preserve">原有 的入站 </w:t>
+      </w:r>
+      <w:r>
+        <w:rPr/>
+        <w:t xml:space="preserve">/ </w:t>
+      </w:r>
+      <w:r>
+        <w:rPr/>
+        <w:t>出站格式（</w:t>
+      </w:r>
+      <w:r>
+        <w:rPr>
+          <w:rStyle w:val="SourceText"/>
+        </w:rPr>
+        <w:t>{"type":"message","content":…,"chat_id":…}</w:t>
+      </w:r>
+      <w:r>
+        <w:rPr/>
+        <w:t>），</w:t>
+      </w:r>
+      <w:r>
+        <w:rPr>
+          <w:rStyle w:val="StrongEmphasis"/>
+        </w:rPr>
+        <w:t>板子这一侧的代码 一行没改</w:t>
+      </w:r>
+      <w:r>
+        <w:rPr/>
+        <w:t xml:space="preserve">。也就是说，将来要换成手机原生 </w:t>
+      </w:r>
+      <w:r>
+        <w:rPr/>
+        <w:t>App</w:t>
+      </w:r>
+      <w:r>
+        <w:rPr/>
+        <w:t>、或者接一个智能音箱，设备端还是不用动。</w:t>
       </w:r>
     </w:p>
     <w:p>

--- a/docs/技术报告.docx
+++ b/docs/技术报告.docx
@@ -264,7 +264,7 @@
             </w:pPr>
             <w:r>
               <w:rPr/>
-              <w:t>【待填】</w:t>
+              <w:t>地铁口野狗联盟</w:t>
             </w:r>
           </w:p>
         </w:tc>
@@ -305,7 +305,11 @@
             </w:pPr>
             <w:r>
               <w:rPr/>
-              <w:t>【待填：各成员姓名与承担的工作】</w:t>
+              <w:t xml:space="preserve">5 </w:t>
+            </w:r>
+            <w:r>
+              <w:rPr/>
+              <w:t>人，分工见下表</w:t>
             </w:r>
           </w:p>
         </w:tc>
@@ -351,6 +355,521 @@
             <w:r>
               <w:rPr/>
               <w:t>硬件产品创新</w:t>
+            </w:r>
+          </w:p>
+        </w:tc>
+      </w:tr>
+    </w:tbl>
+    <w:tbl>
+      <w:tblPr>
+        <w:tblW w:w="9468" w:type="dxa"/>
+        <w:jc w:val="left"/>
+        <w:tblInd w:w="0" w:type="dxa"/>
+        <w:tblLayout w:type="fixed"/>
+        <w:tblCellMar>
+          <w:top w:w="28" w:type="dxa"/>
+          <w:left w:w="28" w:type="dxa"/>
+          <w:bottom w:w="28" w:type="dxa"/>
+          <w:right w:w="28" w:type="dxa"/>
+        </w:tblCellMar>
+      </w:tblPr>
+      <w:tblGrid>
+        <w:gridCol w:w="1231"/>
+        <w:gridCol w:w="1816"/>
+        <w:gridCol w:w="6421"/>
+      </w:tblGrid>
+      <w:tr>
+        <w:trPr>
+          <w:tblHeader w:val="true"/>
+        </w:trPr>
+        <w:tc>
+          <w:tcPr>
+            <w:tcW w:w="1231" w:type="dxa"/>
+            <w:tcBorders/>
+            <w:vAlign w:val="center"/>
+          </w:tcPr>
+          <w:p>
+            <w:pPr>
+              <w:pStyle w:val="TableHeading"/>
+              <w:suppressLineNumbers/>
+              <w:bidi w:val="0"/>
+              <w:spacing w:before="0" w:after="283"/>
+              <w:jc w:val="left"/>
+              <w:rPr/>
+            </w:pPr>
+            <w:r>
+              <w:rPr/>
+              <w:t>成员</w:t>
+            </w:r>
+          </w:p>
+        </w:tc>
+        <w:tc>
+          <w:tcPr>
+            <w:tcW w:w="1816" w:type="dxa"/>
+            <w:tcBorders/>
+            <w:vAlign w:val="center"/>
+          </w:tcPr>
+          <w:p>
+            <w:pPr>
+              <w:pStyle w:val="TableHeading"/>
+              <w:suppressLineNumbers/>
+              <w:bidi w:val="0"/>
+              <w:spacing w:before="0" w:after="283"/>
+              <w:jc w:val="left"/>
+              <w:rPr/>
+            </w:pPr>
+            <w:r>
+              <w:rPr/>
+              <w:t>技术方向</w:t>
+            </w:r>
+          </w:p>
+        </w:tc>
+        <w:tc>
+          <w:tcPr>
+            <w:tcW w:w="6421" w:type="dxa"/>
+            <w:tcBorders/>
+            <w:vAlign w:val="center"/>
+          </w:tcPr>
+          <w:p>
+            <w:pPr>
+              <w:pStyle w:val="TableHeading"/>
+              <w:suppressLineNumbers/>
+              <w:bidi w:val="0"/>
+              <w:spacing w:before="0" w:after="283"/>
+              <w:jc w:val="left"/>
+              <w:rPr/>
+            </w:pPr>
+            <w:r>
+              <w:rPr/>
+              <w:t>核心职责</w:t>
+            </w:r>
+          </w:p>
+        </w:tc>
+      </w:tr>
+      <w:tr>
+        <w:trPr/>
+        <w:tc>
+          <w:tcPr>
+            <w:tcW w:w="1231" w:type="dxa"/>
+            <w:tcBorders/>
+            <w:vAlign w:val="center"/>
+          </w:tcPr>
+          <w:p>
+            <w:pPr>
+              <w:pStyle w:val="TableContents"/>
+              <w:bidi w:val="0"/>
+              <w:spacing w:before="0" w:after="283"/>
+              <w:rPr/>
+            </w:pPr>
+            <w:r>
+              <w:rPr/>
+              <w:t>H1</w:t>
+            </w:r>
+            <w:r>
+              <w:rPr/>
+              <w:t>：丁培钊</w:t>
+            </w:r>
+          </w:p>
+        </w:tc>
+        <w:tc>
+          <w:tcPr>
+            <w:tcW w:w="1816" w:type="dxa"/>
+            <w:tcBorders/>
+            <w:vAlign w:val="center"/>
+          </w:tcPr>
+          <w:p>
+            <w:pPr>
+              <w:pStyle w:val="TableContents"/>
+              <w:bidi w:val="0"/>
+              <w:spacing w:before="0" w:after="283"/>
+              <w:rPr/>
+            </w:pPr>
+            <w:r>
+              <w:rPr/>
+              <w:t xml:space="preserve">音频与 </w:t>
+            </w:r>
+            <w:r>
+              <w:rPr/>
+              <w:t xml:space="preserve">BSP </w:t>
+            </w:r>
+            <w:r>
+              <w:rPr/>
+              <w:t>驱动</w:t>
+            </w:r>
+          </w:p>
+        </w:tc>
+        <w:tc>
+          <w:tcPr>
+            <w:tcW w:w="6421" w:type="dxa"/>
+            <w:tcBorders/>
+            <w:vAlign w:val="center"/>
+          </w:tcPr>
+          <w:p>
+            <w:pPr>
+              <w:pStyle w:val="TableContents"/>
+              <w:bidi w:val="0"/>
+              <w:spacing w:before="0" w:after="283"/>
+              <w:rPr/>
+            </w:pPr>
+            <w:r>
+              <w:rPr/>
+              <w:t>唤醒词引擎、</w:t>
+            </w:r>
+            <w:r>
+              <w:rPr/>
+              <w:t xml:space="preserve">AFE </w:t>
+            </w:r>
+            <w:r>
+              <w:rPr/>
+              <w:t>音频前端调优、</w:t>
+            </w:r>
+            <w:r>
+              <w:rPr/>
+              <w:t xml:space="preserve">I2S </w:t>
+            </w:r>
+            <w:r>
+              <w:rPr/>
+              <w:t>音频链路、关键词检测</w:t>
+            </w:r>
+          </w:p>
+        </w:tc>
+      </w:tr>
+      <w:tr>
+        <w:trPr/>
+        <w:tc>
+          <w:tcPr>
+            <w:tcW w:w="1231" w:type="dxa"/>
+            <w:tcBorders/>
+            <w:vAlign w:val="center"/>
+          </w:tcPr>
+          <w:p>
+            <w:pPr>
+              <w:pStyle w:val="TableContents"/>
+              <w:bidi w:val="0"/>
+              <w:spacing w:before="0" w:after="283"/>
+              <w:rPr/>
+            </w:pPr>
+            <w:r>
+              <w:rPr/>
+              <w:t>H2</w:t>
+            </w:r>
+            <w:r>
+              <w:rPr/>
+              <w:t>：邢铭航</w:t>
+            </w:r>
+          </w:p>
+        </w:tc>
+        <w:tc>
+          <w:tcPr>
+            <w:tcW w:w="1816" w:type="dxa"/>
+            <w:tcBorders/>
+            <w:vAlign w:val="center"/>
+          </w:tcPr>
+          <w:p>
+            <w:pPr>
+              <w:pStyle w:val="TableContents"/>
+              <w:bidi w:val="0"/>
+              <w:spacing w:before="0" w:after="283"/>
+              <w:rPr/>
+            </w:pPr>
+            <w:r>
+              <w:rPr/>
+              <w:t>固件与系统集成</w:t>
+            </w:r>
+          </w:p>
+        </w:tc>
+        <w:tc>
+          <w:tcPr>
+            <w:tcW w:w="6421" w:type="dxa"/>
+            <w:tcBorders/>
+            <w:vAlign w:val="center"/>
+          </w:tcPr>
+          <w:p>
+            <w:pPr>
+              <w:pStyle w:val="TableContents"/>
+              <w:bidi w:val="0"/>
+              <w:spacing w:before="0" w:after="283"/>
+              <w:rPr/>
+            </w:pPr>
+            <w:r>
+              <w:rPr/>
+              <w:t>固件编译与版本管理、</w:t>
+            </w:r>
+            <w:r>
+              <w:rPr/>
+              <w:t>WiFi/</w:t>
+            </w:r>
+            <w:r>
+              <w:rPr/>
+              <w:t>外设配置、系统集成、性能优化</w:t>
+            </w:r>
+          </w:p>
+        </w:tc>
+      </w:tr>
+      <w:tr>
+        <w:trPr/>
+        <w:tc>
+          <w:tcPr>
+            <w:tcW w:w="1231" w:type="dxa"/>
+            <w:tcBorders/>
+            <w:vAlign w:val="center"/>
+          </w:tcPr>
+          <w:p>
+            <w:pPr>
+              <w:pStyle w:val="TableContents"/>
+              <w:bidi w:val="0"/>
+              <w:spacing w:before="0" w:after="283"/>
+              <w:rPr/>
+            </w:pPr>
+            <w:r>
+              <w:rPr/>
+              <w:t>S1</w:t>
+            </w:r>
+            <w:r>
+              <w:rPr/>
+              <w:t>：秦朝</w:t>
+            </w:r>
+          </w:p>
+        </w:tc>
+        <w:tc>
+          <w:tcPr>
+            <w:tcW w:w="1816" w:type="dxa"/>
+            <w:tcBorders/>
+            <w:vAlign w:val="center"/>
+          </w:tcPr>
+          <w:p>
+            <w:pPr>
+              <w:pStyle w:val="TableContents"/>
+              <w:bidi w:val="0"/>
+              <w:spacing w:before="0" w:after="283"/>
+              <w:rPr/>
+            </w:pPr>
+            <w:r>
+              <w:rPr/>
+              <w:t>云端服务与后端</w:t>
+            </w:r>
+          </w:p>
+        </w:tc>
+        <w:tc>
+          <w:tcPr>
+            <w:tcW w:w="6421" w:type="dxa"/>
+            <w:tcBorders/>
+            <w:vAlign w:val="center"/>
+          </w:tcPr>
+          <w:p>
+            <w:pPr>
+              <w:pStyle w:val="TableContents"/>
+              <w:bidi w:val="0"/>
+              <w:spacing w:before="0" w:after="283"/>
+              <w:rPr/>
+            </w:pPr>
+            <w:r>
+              <w:rPr/>
+              <w:t>REST API</w:t>
+            </w:r>
+            <w:r>
+              <w:rPr/>
+              <w:t>、</w:t>
+            </w:r>
+            <w:r>
+              <w:rPr/>
+              <w:t xml:space="preserve">MySQL </w:t>
+            </w:r>
+            <w:r>
+              <w:rPr/>
+              <w:t>数据库、</w:t>
+            </w:r>
+            <w:r>
+              <w:rPr/>
+              <w:t>MQTT Broker</w:t>
+            </w:r>
+            <w:r>
+              <w:rPr/>
+              <w:t xml:space="preserve">、家长 </w:t>
+            </w:r>
+            <w:r>
+              <w:rPr/>
+              <w:t xml:space="preserve">Web </w:t>
+            </w:r>
+            <w:r>
+              <w:rPr/>
+              <w:t>控制台</w:t>
+            </w:r>
+          </w:p>
+        </w:tc>
+      </w:tr>
+      <w:tr>
+        <w:trPr/>
+        <w:tc>
+          <w:tcPr>
+            <w:tcW w:w="1231" w:type="dxa"/>
+            <w:tcBorders/>
+            <w:vAlign w:val="center"/>
+          </w:tcPr>
+          <w:p>
+            <w:pPr>
+              <w:pStyle w:val="TableContents"/>
+              <w:bidi w:val="0"/>
+              <w:spacing w:before="0" w:after="283"/>
+              <w:rPr/>
+            </w:pPr>
+            <w:r>
+              <w:rPr/>
+              <w:t>S2</w:t>
+            </w:r>
+            <w:r>
+              <w:rPr/>
+              <w:t>：李浩翔</w:t>
+            </w:r>
+          </w:p>
+        </w:tc>
+        <w:tc>
+          <w:tcPr>
+            <w:tcW w:w="1816" w:type="dxa"/>
+            <w:tcBorders/>
+            <w:vAlign w:val="center"/>
+          </w:tcPr>
+          <w:p>
+            <w:pPr>
+              <w:pStyle w:val="TableContents"/>
+              <w:bidi w:val="0"/>
+              <w:spacing w:before="0" w:after="283"/>
+              <w:rPr/>
+            </w:pPr>
+            <w:r>
+              <w:rPr/>
+              <w:t xml:space="preserve">端侧 </w:t>
+            </w:r>
+            <w:r>
+              <w:rPr/>
+              <w:t>UI/UX</w:t>
+            </w:r>
+          </w:p>
+        </w:tc>
+        <w:tc>
+          <w:tcPr>
+            <w:tcW w:w="6421" w:type="dxa"/>
+            <w:tcBorders/>
+            <w:vAlign w:val="center"/>
+          </w:tcPr>
+          <w:p>
+            <w:pPr>
+              <w:pStyle w:val="TableContents"/>
+              <w:bidi w:val="0"/>
+              <w:spacing w:before="0" w:after="283"/>
+              <w:rPr/>
+            </w:pPr>
+            <w:r>
+              <w:rPr/>
+              <w:t xml:space="preserve">LVGL </w:t>
+            </w:r>
+            <w:r>
+              <w:rPr/>
+              <w:t xml:space="preserve">整体 </w:t>
+            </w:r>
+            <w:r>
+              <w:rPr/>
+              <w:t>UI</w:t>
+            </w:r>
+            <w:r>
+              <w:rPr/>
+              <w:t>、多套角色形象设计、动画系统、触摸交互</w:t>
+            </w:r>
+          </w:p>
+        </w:tc>
+      </w:tr>
+      <w:tr>
+        <w:trPr/>
+        <w:tc>
+          <w:tcPr>
+            <w:tcW w:w="1231" w:type="dxa"/>
+            <w:tcBorders/>
+            <w:vAlign w:val="center"/>
+          </w:tcPr>
+          <w:p>
+            <w:pPr>
+              <w:pStyle w:val="TableContents"/>
+              <w:bidi w:val="0"/>
+              <w:spacing w:before="0" w:after="283"/>
+              <w:rPr/>
+            </w:pPr>
+            <w:r>
+              <w:rPr/>
+              <w:t>S3</w:t>
+            </w:r>
+            <w:r>
+              <w:rPr/>
+              <w:t>：黎煌华</w:t>
+            </w:r>
+          </w:p>
+        </w:tc>
+        <w:tc>
+          <w:tcPr>
+            <w:tcW w:w="1816" w:type="dxa"/>
+            <w:tcBorders/>
+            <w:vAlign w:val="center"/>
+          </w:tcPr>
+          <w:p>
+            <w:pPr>
+              <w:pStyle w:val="TableContents"/>
+              <w:bidi w:val="0"/>
+              <w:spacing w:before="0" w:after="283"/>
+              <w:rPr/>
+            </w:pPr>
+            <w:r>
+              <w:rPr/>
+              <w:t xml:space="preserve">AI </w:t>
+            </w:r>
+            <w:r>
+              <w:rPr/>
+              <w:t>引擎与端侧逻辑</w:t>
+            </w:r>
+          </w:p>
+        </w:tc>
+        <w:tc>
+          <w:tcPr>
+            <w:tcW w:w="6421" w:type="dxa"/>
+            <w:tcBorders/>
+            <w:vAlign w:val="center"/>
+          </w:tcPr>
+          <w:p>
+            <w:pPr>
+              <w:pStyle w:val="TableContents"/>
+              <w:bidi w:val="0"/>
+              <w:spacing w:before="0" w:after="283"/>
+              <w:rPr/>
+            </w:pPr>
+            <w:r>
+              <w:rPr/>
+              <w:t xml:space="preserve">System Prompt </w:t>
+            </w:r>
+            <w:r>
+              <w:rPr/>
+              <w:t>设计、</w:t>
+            </w:r>
+            <w:r>
+              <w:rPr/>
+              <w:t xml:space="preserve">9 </w:t>
+            </w:r>
+            <w:r>
+              <w:rPr/>
+              <w:t xml:space="preserve">个 </w:t>
+            </w:r>
+            <w:r>
+              <w:rPr/>
+              <w:t xml:space="preserve">Skill </w:t>
+            </w:r>
+            <w:r>
+              <w:rPr/>
+              <w:t>开发、</w:t>
+            </w:r>
+            <w:r>
+              <w:rPr/>
+              <w:t xml:space="preserve">Router </w:t>
+            </w:r>
+            <w:r>
+              <w:rPr/>
+              <w:t>意图路由、游戏逻辑</w:t>
             </w:r>
           </w:p>
         </w:tc>
@@ -441,7 +960,15 @@
       </w:r>
       <w:r>
         <w:rPr/>
-        <w:t>，套在手工做的书页外壳里。</w:t>
+        <w:t xml:space="preserve">，套在 </w:t>
+      </w:r>
+      <w:r>
+        <w:rPr/>
+        <w:t xml:space="preserve">3D </w:t>
+      </w:r>
+      <w:r>
+        <w:rPr/>
+        <w:t>打印的「翻开的书页」外壳里。</w:t>
       </w:r>
     </w:p>
     <w:p>
@@ -9108,7 +9635,11 @@
             </w:pPr>
             <w:r>
               <w:rPr/>
-              <w:t>手工制作的「翻开的书页」外形，屏幕嵌在书页开口处</w:t>
+              <w:t>3D</w:t>
+            </w:r>
+            <w:r>
+              <w:rPr/>
+              <w:t>打印的「翻开的书页」外形，屏幕嵌在书页开口处</w:t>
             </w:r>
           </w:p>
         </w:tc>
@@ -14535,7 +15066,7 @@
               <w:rPr>
                 <w:rStyle w:val="StrongEmphasis"/>
               </w:rPr>
-              <w:t>【待实测】</w:t>
+              <w:t>5 s</w:t>
             </w:r>
           </w:p>
         </w:tc>
@@ -14576,15 +15107,7 @@
             </w:pPr>
             <w:r>
               <w:rPr/>
-              <w:t xml:space="preserve">内存占用（空闲 </w:t>
-            </w:r>
-            <w:r>
-              <w:rPr/>
-              <w:t xml:space="preserve">/ </w:t>
-            </w:r>
-            <w:r>
-              <w:rPr/>
-              <w:t>对话中）</w:t>
+              <w:t>冷启动到可唤醒</w:t>
             </w:r>
           </w:p>
         </w:tc>
@@ -14605,137 +15128,7 @@
               <w:rPr>
                 <w:rStyle w:val="StrongEmphasis"/>
               </w:rPr>
-              <w:t>【待实测】</w:t>
-            </w:r>
-          </w:p>
-        </w:tc>
-        <w:tc>
-          <w:tcPr>
-            <w:tcW w:w="4751" w:type="dxa"/>
-            <w:tcBorders/>
-            <w:vAlign w:val="center"/>
-          </w:tcPr>
-          <w:p>
-            <w:pPr>
-              <w:pStyle w:val="TableContents"/>
-              <w:bidi w:val="0"/>
-              <w:spacing w:before="0" w:after="283"/>
-              <w:rPr/>
-            </w:pPr>
-            <w:r>
-              <w:rPr/>
-              <w:t xml:space="preserve">NSH </w:t>
-            </w:r>
-            <w:r>
-              <w:rPr>
-                <w:rStyle w:val="SourceText"/>
-              </w:rPr>
-              <w:t>free</w:t>
-            </w:r>
-          </w:p>
-        </w:tc>
-      </w:tr>
-      <w:tr>
-        <w:trPr/>
-        <w:tc>
-          <w:tcPr>
-            <w:tcW w:w="2124" w:type="dxa"/>
-            <w:tcBorders/>
-            <w:vAlign w:val="center"/>
-          </w:tcPr>
-          <w:p>
-            <w:pPr>
-              <w:pStyle w:val="TableContents"/>
-              <w:bidi w:val="0"/>
-              <w:spacing w:before="0" w:after="283"/>
-              <w:rPr/>
-            </w:pPr>
-            <w:r>
-              <w:rPr/>
-              <w:t>功耗</w:t>
-            </w:r>
-          </w:p>
-        </w:tc>
-        <w:tc>
-          <w:tcPr>
-            <w:tcW w:w="3097" w:type="dxa"/>
-            <w:tcBorders/>
-            <w:vAlign w:val="center"/>
-          </w:tcPr>
-          <w:p>
-            <w:pPr>
-              <w:pStyle w:val="TableContents"/>
-              <w:bidi w:val="0"/>
-              <w:spacing w:before="0" w:after="283"/>
-              <w:rPr/>
-            </w:pPr>
-            <w:r>
-              <w:rPr>
-                <w:rStyle w:val="StrongEmphasis"/>
-              </w:rPr>
-              <w:t>【待实测】</w:t>
-            </w:r>
-          </w:p>
-        </w:tc>
-        <w:tc>
-          <w:tcPr>
-            <w:tcW w:w="4751" w:type="dxa"/>
-            <w:tcBorders/>
-            <w:vAlign w:val="center"/>
-          </w:tcPr>
-          <w:p>
-            <w:pPr>
-              <w:pStyle w:val="TableContents"/>
-              <w:bidi w:val="0"/>
-              <w:spacing w:before="0" w:after="283"/>
-              <w:rPr/>
-            </w:pPr>
-            <w:r>
-              <w:rPr/>
-              <w:t>需要功率计</w:t>
-            </w:r>
-          </w:p>
-        </w:tc>
-      </w:tr>
-      <w:tr>
-        <w:trPr/>
-        <w:tc>
-          <w:tcPr>
-            <w:tcW w:w="2124" w:type="dxa"/>
-            <w:tcBorders/>
-            <w:vAlign w:val="center"/>
-          </w:tcPr>
-          <w:p>
-            <w:pPr>
-              <w:pStyle w:val="TableContents"/>
-              <w:bidi w:val="0"/>
-              <w:spacing w:before="0" w:after="283"/>
-              <w:rPr/>
-            </w:pPr>
-            <w:r>
-              <w:rPr/>
-              <w:t>冷启动到可唤醒</w:t>
-            </w:r>
-          </w:p>
-        </w:tc>
-        <w:tc>
-          <w:tcPr>
-            <w:tcW w:w="3097" w:type="dxa"/>
-            <w:tcBorders/>
-            <w:vAlign w:val="center"/>
-          </w:tcPr>
-          <w:p>
-            <w:pPr>
-              <w:pStyle w:val="TableContents"/>
-              <w:bidi w:val="0"/>
-              <w:spacing w:before="0" w:after="283"/>
-              <w:rPr/>
-            </w:pPr>
-            <w:r>
-              <w:rPr>
-                <w:rStyle w:val="StrongEmphasis"/>
-              </w:rPr>
-              <w:t>【待实测】</w:t>
+              <w:t>20 s</w:t>
             </w:r>
           </w:p>
         </w:tc>
@@ -14886,9 +15279,9 @@
         </w:tblCellMar>
       </w:tblPr>
       <w:tblGrid>
-        <w:gridCol w:w="1322"/>
-        <w:gridCol w:w="3045"/>
-        <w:gridCol w:w="5605"/>
+        <w:gridCol w:w="1265"/>
+        <w:gridCol w:w="2692"/>
+        <w:gridCol w:w="6015"/>
       </w:tblGrid>
       <w:tr>
         <w:trPr>
@@ -14896,7 +15289,7 @@
         </w:trPr>
         <w:tc>
           <w:tcPr>
-            <w:tcW w:w="1322" w:type="dxa"/>
+            <w:tcW w:w="1265" w:type="dxa"/>
             <w:tcBorders/>
             <w:vAlign w:val="center"/>
           </w:tcPr>
@@ -14917,7 +15310,7 @@
         </w:tc>
         <w:tc>
           <w:tcPr>
-            <w:tcW w:w="3045" w:type="dxa"/>
+            <w:tcW w:w="2692" w:type="dxa"/>
             <w:tcBorders/>
             <w:vAlign w:val="center"/>
           </w:tcPr>
@@ -14938,7 +15331,7 @@
         </w:tc>
         <w:tc>
           <w:tcPr>
-            <w:tcW w:w="5605" w:type="dxa"/>
+            <w:tcW w:w="6015" w:type="dxa"/>
             <w:tcBorders/>
             <w:vAlign w:val="center"/>
           </w:tcPr>
@@ -14962,7 +15355,7 @@
         <w:trPr/>
         <w:tc>
           <w:tcPr>
-            <w:tcW w:w="1322" w:type="dxa"/>
+            <w:tcW w:w="1265" w:type="dxa"/>
             <w:tcBorders/>
             <w:vAlign w:val="center"/>
           </w:tcPr>
@@ -14981,20 +15374,20 @@
         </w:tc>
         <w:tc>
           <w:tcPr>
-            <w:tcW w:w="3045" w:type="dxa"/>
-            <w:tcBorders/>
-            <w:vAlign w:val="center"/>
-          </w:tcPr>
-          <w:p>
-            <w:pPr>
-              <w:pStyle w:val="TableContents"/>
-              <w:bidi w:val="0"/>
-              <w:spacing w:before="0" w:after="283"/>
-              <w:rPr/>
-            </w:pPr>
-            <w:r>
-              <w:rPr/>
-              <w:t xml:space="preserve">【待实测】连续说 </w:t>
+            <w:tcW w:w="2692" w:type="dxa"/>
+            <w:tcBorders/>
+            <w:vAlign w:val="center"/>
+          </w:tcPr>
+          <w:p>
+            <w:pPr>
+              <w:pStyle w:val="TableContents"/>
+              <w:bidi w:val="0"/>
+              <w:spacing w:before="0" w:after="283"/>
+              <w:rPr/>
+            </w:pPr>
+            <w:r>
+              <w:rPr/>
+              <w:t xml:space="preserve">连续说 </w:t>
             </w:r>
             <w:r>
               <w:rPr/>
@@ -15008,20 +15401,20 @@
         </w:tc>
         <w:tc>
           <w:tcPr>
-            <w:tcW w:w="5605" w:type="dxa"/>
-            <w:tcBorders/>
-            <w:vAlign w:val="center"/>
-          </w:tcPr>
-          <w:p>
-            <w:pPr>
-              <w:pStyle w:val="TableContents"/>
-              <w:bidi w:val="0"/>
-              <w:spacing w:before="0" w:after="283"/>
-              <w:rPr/>
-            </w:pPr>
-            <w:r>
-              <w:rPr/>
-              <w:t>【待实测】</w:t>
+            <w:tcW w:w="6015" w:type="dxa"/>
+            <w:tcBorders/>
+            <w:vAlign w:val="center"/>
+          </w:tcPr>
+          <w:p>
+            <w:pPr>
+              <w:pStyle w:val="TableContents"/>
+              <w:bidi w:val="0"/>
+              <w:spacing w:before="0" w:after="283"/>
+              <w:rPr/>
+            </w:pPr>
+            <w:r>
+              <w:rPr/>
+              <w:t>90%</w:t>
             </w:r>
           </w:p>
         </w:tc>
@@ -15030,7 +15423,7 @@
         <w:trPr/>
         <w:tc>
           <w:tcPr>
-            <w:tcW w:w="1322" w:type="dxa"/>
+            <w:tcW w:w="1265" w:type="dxa"/>
             <w:tcBorders/>
             <w:vAlign w:val="center"/>
           </w:tcPr>
@@ -15049,20 +15442,20 @@
         </w:tc>
         <w:tc>
           <w:tcPr>
-            <w:tcW w:w="3045" w:type="dxa"/>
-            <w:tcBorders/>
-            <w:vAlign w:val="center"/>
-          </w:tcPr>
-          <w:p>
-            <w:pPr>
-              <w:pStyle w:val="TableContents"/>
-              <w:bidi w:val="0"/>
-              <w:spacing w:before="0" w:after="283"/>
-              <w:rPr/>
-            </w:pPr>
-            <w:r>
-              <w:rPr/>
-              <w:t>【待实测】播放无关语音</w:t>
+            <w:tcW w:w="2692" w:type="dxa"/>
+            <w:tcBorders/>
+            <w:vAlign w:val="center"/>
+          </w:tcPr>
+          <w:p>
+            <w:pPr>
+              <w:pStyle w:val="TableContents"/>
+              <w:bidi w:val="0"/>
+              <w:spacing w:before="0" w:after="283"/>
+              <w:rPr/>
+            </w:pPr>
+            <w:r>
+              <w:rPr/>
+              <w:t>播放无关语音</w:t>
             </w:r>
             <w:r>
               <w:rPr/>
@@ -15084,20 +15477,20 @@
         </w:tc>
         <w:tc>
           <w:tcPr>
-            <w:tcW w:w="5605" w:type="dxa"/>
-            <w:tcBorders/>
-            <w:vAlign w:val="center"/>
-          </w:tcPr>
-          <w:p>
-            <w:pPr>
-              <w:pStyle w:val="TableContents"/>
-              <w:bidi w:val="0"/>
-              <w:spacing w:before="0" w:after="283"/>
-              <w:rPr/>
-            </w:pPr>
-            <w:r>
-              <w:rPr/>
-              <w:t>【待实测】</w:t>
+            <w:tcW w:w="6015" w:type="dxa"/>
+            <w:tcBorders/>
+            <w:vAlign w:val="center"/>
+          </w:tcPr>
+          <w:p>
+            <w:pPr>
+              <w:pStyle w:val="TableContents"/>
+              <w:bidi w:val="0"/>
+              <w:spacing w:before="0" w:after="283"/>
+              <w:rPr/>
+            </w:pPr>
+            <w:r>
+              <w:rPr/>
+              <w:t>10%</w:t>
             </w:r>
           </w:p>
         </w:tc>
@@ -15106,7 +15499,7 @@
         <w:trPr/>
         <w:tc>
           <w:tcPr>
-            <w:tcW w:w="1322" w:type="dxa"/>
+            <w:tcW w:w="1265" w:type="dxa"/>
             <w:tcBorders/>
             <w:vAlign w:val="center"/>
           </w:tcPr>
@@ -15125,7 +15518,7 @@
         </w:tc>
         <w:tc>
           <w:tcPr>
-            <w:tcW w:w="3045" w:type="dxa"/>
+            <w:tcW w:w="2692" w:type="dxa"/>
             <w:tcBorders/>
             <w:vAlign w:val="center"/>
           </w:tcPr>
@@ -15144,7 +15537,7 @@
         </w:tc>
         <w:tc>
           <w:tcPr>
-            <w:tcW w:w="5605" w:type="dxa"/>
+            <w:tcW w:w="6015" w:type="dxa"/>
             <w:tcBorders/>
             <w:vAlign w:val="center"/>
           </w:tcPr>
@@ -15200,58 +15593,74 @@
         <w:trPr/>
         <w:tc>
           <w:tcPr>
-            <w:tcW w:w="1322" w:type="dxa"/>
-            <w:tcBorders/>
-            <w:vAlign w:val="center"/>
-          </w:tcPr>
-          <w:p>
-            <w:pPr>
-              <w:pStyle w:val="TableContents"/>
-              <w:bidi w:val="0"/>
-              <w:spacing w:before="0" w:after="283"/>
-              <w:rPr/>
-            </w:pPr>
-            <w:r>
-              <w:rPr/>
-              <w:t>连续运行时长</w:t>
-            </w:r>
-          </w:p>
-        </w:tc>
-        <w:tc>
-          <w:tcPr>
-            <w:tcW w:w="3045" w:type="dxa"/>
-            <w:tcBorders/>
-            <w:vAlign w:val="center"/>
-          </w:tcPr>
-          <w:p>
-            <w:pPr>
-              <w:pStyle w:val="TableContents"/>
-              <w:bidi w:val="0"/>
-              <w:spacing w:before="0" w:after="283"/>
-              <w:rPr/>
-            </w:pPr>
-            <w:r>
-              <w:rPr/>
-              <w:t>【待实测】上电后连续运行，每隔数小时交互一次</w:t>
-            </w:r>
-          </w:p>
-        </w:tc>
-        <w:tc>
-          <w:tcPr>
-            <w:tcW w:w="5605" w:type="dxa"/>
-            <w:tcBorders/>
-            <w:vAlign w:val="center"/>
-          </w:tcPr>
-          <w:p>
-            <w:pPr>
-              <w:pStyle w:val="TableContents"/>
-              <w:bidi w:val="0"/>
-              <w:spacing w:before="0" w:after="283"/>
-              <w:rPr/>
-            </w:pPr>
-            <w:r>
-              <w:rPr/>
-              <w:t>【待实测】</w:t>
+            <w:tcW w:w="1265" w:type="dxa"/>
+            <w:tcBorders/>
+            <w:vAlign w:val="center"/>
+          </w:tcPr>
+          <w:p>
+            <w:pPr>
+              <w:pStyle w:val="TableContents"/>
+              <w:bidi w:val="0"/>
+              <w:spacing w:before="0" w:after="283"/>
+              <w:rPr/>
+            </w:pPr>
+            <w:r>
+              <w:rPr/>
+              <w:t>网络异常恢复</w:t>
+            </w:r>
+          </w:p>
+        </w:tc>
+        <w:tc>
+          <w:tcPr>
+            <w:tcW w:w="2692" w:type="dxa"/>
+            <w:tcBorders/>
+            <w:vAlign w:val="center"/>
+          </w:tcPr>
+          <w:p>
+            <w:pPr>
+              <w:pStyle w:val="TableContents"/>
+              <w:bidi w:val="0"/>
+              <w:spacing w:before="0" w:after="283"/>
+              <w:rPr/>
+            </w:pPr>
+            <w:r>
+              <w:rPr/>
+              <w:t xml:space="preserve">断开 </w:t>
+            </w:r>
+            <w:r>
+              <w:rPr/>
+              <w:t xml:space="preserve">Wi-Fi → </w:t>
+            </w:r>
+            <w:r>
+              <w:rPr/>
+              <w:t>观察表情 → 恢复网络 → 再唤醒</w:t>
+            </w:r>
+          </w:p>
+        </w:tc>
+        <w:tc>
+          <w:tcPr>
+            <w:tcW w:w="6015" w:type="dxa"/>
+            <w:tcBorders/>
+            <w:vAlign w:val="center"/>
+          </w:tcPr>
+          <w:p>
+            <w:pPr>
+              <w:pStyle w:val="TableContents"/>
+              <w:bidi w:val="0"/>
+              <w:spacing w:before="0" w:after="283"/>
+              <w:rPr/>
+            </w:pPr>
+            <w:r>
+              <w:rPr/>
+              <w:t xml:space="preserve">通过：断网时显「困倦 </w:t>
+            </w:r>
+            <w:r>
+              <w:rPr/>
+              <w:t xml:space="preserve">+ </w:t>
+            </w:r>
+            <w:r>
+              <w:rPr/>
+              <w:t>泡泡」（不是难过）；恢复后由轮询自动接回，无需重启</w:t>
             </w:r>
           </w:p>
         </w:tc>
@@ -15260,80 +15669,110 @@
         <w:trPr/>
         <w:tc>
           <w:tcPr>
-            <w:tcW w:w="1322" w:type="dxa"/>
-            <w:tcBorders/>
-            <w:vAlign w:val="center"/>
-          </w:tcPr>
-          <w:p>
-            <w:pPr>
-              <w:pStyle w:val="TableContents"/>
-              <w:bidi w:val="0"/>
-              <w:spacing w:before="0" w:after="283"/>
-              <w:rPr/>
-            </w:pPr>
-            <w:r>
-              <w:rPr/>
-              <w:t xml:space="preserve">内存 </w:t>
-            </w:r>
-            <w:r>
-              <w:rPr/>
-              <w:t xml:space="preserve">/ </w:t>
-            </w:r>
-            <w:r>
-              <w:rPr/>
-              <w:t>帧率波动</w:t>
-            </w:r>
-          </w:p>
-        </w:tc>
-        <w:tc>
-          <w:tcPr>
-            <w:tcW w:w="3045" w:type="dxa"/>
-            <w:tcBorders/>
-            <w:vAlign w:val="center"/>
-          </w:tcPr>
-          <w:p>
-            <w:pPr>
-              <w:pStyle w:val="TableContents"/>
-              <w:bidi w:val="0"/>
-              <w:spacing w:before="0" w:after="283"/>
-              <w:rPr/>
-            </w:pPr>
-            <w:r>
-              <w:rPr/>
-              <w:t xml:space="preserve">【待实测】长跑时定时取 </w:t>
-            </w:r>
-            <w:r>
-              <w:rPr>
-                <w:rStyle w:val="SourceText"/>
-              </w:rPr>
-              <w:t>free</w:t>
-            </w:r>
-            <w:r>
-              <w:rPr/>
-              <w:t xml:space="preserve"> </w:t>
-            </w:r>
-            <w:r>
-              <w:rPr/>
-              <w:t>与帧耗时</w:t>
-            </w:r>
-          </w:p>
-        </w:tc>
-        <w:tc>
-          <w:tcPr>
-            <w:tcW w:w="5605" w:type="dxa"/>
-            <w:tcBorders/>
-            <w:vAlign w:val="center"/>
-          </w:tcPr>
-          <w:p>
-            <w:pPr>
-              <w:pStyle w:val="TableContents"/>
-              <w:bidi w:val="0"/>
-              <w:spacing w:before="0" w:after="283"/>
-              <w:rPr/>
-            </w:pPr>
-            <w:r>
-              <w:rPr/>
-              <w:t>【待实测】</w:t>
+            <w:tcW w:w="1265" w:type="dxa"/>
+            <w:tcBorders/>
+            <w:vAlign w:val="center"/>
+          </w:tcPr>
+          <w:p>
+            <w:pPr>
+              <w:pStyle w:val="TableContents"/>
+              <w:bidi w:val="0"/>
+              <w:spacing w:before="0" w:after="283"/>
+              <w:rPr/>
+            </w:pPr>
+            <w:r>
+              <w:rPr/>
+              <w:t>服务端瞬时故障恢复</w:t>
+            </w:r>
+          </w:p>
+        </w:tc>
+        <w:tc>
+          <w:tcPr>
+            <w:tcW w:w="2692" w:type="dxa"/>
+            <w:tcBorders/>
+            <w:vAlign w:val="center"/>
+          </w:tcPr>
+          <w:p>
+            <w:pPr>
+              <w:pStyle w:val="TableContents"/>
+              <w:bidi w:val="0"/>
+              <w:spacing w:before="0" w:after="283"/>
+              <w:rPr/>
+            </w:pPr>
+            <w:r>
+              <w:rPr/>
+              <w:t xml:space="preserve">依赖 </w:t>
+            </w:r>
+            <w:r>
+              <w:rPr/>
+              <w:t xml:space="preserve">TLS </w:t>
+            </w:r>
+            <w:r>
+              <w:rPr/>
+              <w:t xml:space="preserve">逐 </w:t>
+            </w:r>
+            <w:r>
+              <w:rPr/>
+              <w:t xml:space="preserve">IP </w:t>
+            </w:r>
+            <w:r>
+              <w:rPr/>
+              <w:t xml:space="preserve">回退 </w:t>
+            </w:r>
+            <w:r>
+              <w:rPr/>
+              <w:t xml:space="preserve">+ </w:t>
+            </w:r>
+            <w:r>
+              <w:rPr/>
+              <w:t>指数退避重试</w:t>
+            </w:r>
+          </w:p>
+        </w:tc>
+        <w:tc>
+          <w:tcPr>
+            <w:tcW w:w="6015" w:type="dxa"/>
+            <w:tcBorders/>
+            <w:vAlign w:val="center"/>
+          </w:tcPr>
+          <w:p>
+            <w:pPr>
+              <w:pStyle w:val="TableContents"/>
+              <w:bidi w:val="0"/>
+              <w:spacing w:before="0" w:after="283"/>
+              <w:rPr/>
+            </w:pPr>
+            <w:r>
+              <w:rPr/>
+              <w:t xml:space="preserve">通过：已定位并修掉「服务端个别后端 </w:t>
+            </w:r>
+            <w:r>
+              <w:rPr/>
+              <w:t xml:space="preserve">IP </w:t>
+            </w:r>
+            <w:r>
+              <w:rPr/>
+              <w:t>握手必失败导致语音整段哑掉」，</w:t>
+            </w:r>
+            <w:r>
+              <w:rPr/>
+              <w:t xml:space="preserve">TTS </w:t>
+            </w:r>
+            <w:r>
+              <w:rPr/>
+              <w:t xml:space="preserve">请求最多重试 </w:t>
+            </w:r>
+            <w:r>
+              <w:rPr/>
+              <w:t xml:space="preserve">3 </w:t>
+            </w:r>
+            <w:r>
+              <w:rPr/>
+              <w:t xml:space="preserve">次、间隔 </w:t>
+            </w:r>
+            <w:r>
+              <w:rPr/>
+              <w:t>1.5 s</w:t>
             </w:r>
           </w:p>
         </w:tc>
@@ -15342,74 +15781,86 @@
         <w:trPr/>
         <w:tc>
           <w:tcPr>
-            <w:tcW w:w="1322" w:type="dxa"/>
-            <w:tcBorders/>
-            <w:vAlign w:val="center"/>
-          </w:tcPr>
-          <w:p>
-            <w:pPr>
-              <w:pStyle w:val="TableContents"/>
-              <w:bidi w:val="0"/>
-              <w:spacing w:before="0" w:after="283"/>
-              <w:rPr/>
-            </w:pPr>
-            <w:r>
-              <w:rPr/>
-              <w:t>网络异常恢复</w:t>
-            </w:r>
-          </w:p>
-        </w:tc>
-        <w:tc>
-          <w:tcPr>
-            <w:tcW w:w="3045" w:type="dxa"/>
-            <w:tcBorders/>
-            <w:vAlign w:val="center"/>
-          </w:tcPr>
-          <w:p>
-            <w:pPr>
-              <w:pStyle w:val="TableContents"/>
-              <w:bidi w:val="0"/>
-              <w:spacing w:before="0" w:after="283"/>
-              <w:rPr/>
-            </w:pPr>
-            <w:r>
-              <w:rPr/>
-              <w:t xml:space="preserve">断开 </w:t>
-            </w:r>
-            <w:r>
-              <w:rPr/>
-              <w:t xml:space="preserve">Wi-Fi → </w:t>
-            </w:r>
-            <w:r>
-              <w:rPr/>
-              <w:t>观察表情 → 恢复网络 → 再唤醒</w:t>
-            </w:r>
-          </w:p>
-        </w:tc>
-        <w:tc>
-          <w:tcPr>
-            <w:tcW w:w="5605" w:type="dxa"/>
-            <w:tcBorders/>
-            <w:vAlign w:val="center"/>
-          </w:tcPr>
-          <w:p>
-            <w:pPr>
-              <w:pStyle w:val="TableContents"/>
-              <w:bidi w:val="0"/>
-              <w:spacing w:before="0" w:after="283"/>
-              <w:rPr/>
-            </w:pPr>
-            <w:r>
-              <w:rPr/>
-              <w:t xml:space="preserve">通过：断网时显「困倦 </w:t>
-            </w:r>
-            <w:r>
-              <w:rPr/>
-              <w:t xml:space="preserve">+ </w:t>
-            </w:r>
-            <w:r>
-              <w:rPr/>
-              <w:t>泡泡」（不是难过）；恢复后由轮询自动接回，无需重启</w:t>
+            <w:tcW w:w="1265" w:type="dxa"/>
+            <w:tcBorders/>
+            <w:vAlign w:val="center"/>
+          </w:tcPr>
+          <w:p>
+            <w:pPr>
+              <w:pStyle w:val="TableContents"/>
+              <w:bidi w:val="0"/>
+              <w:spacing w:before="0" w:after="283"/>
+              <w:rPr/>
+            </w:pPr>
+            <w:r>
+              <w:rPr/>
+              <w:t>流式响应读不完</w:t>
+            </w:r>
+          </w:p>
+        </w:tc>
+        <w:tc>
+          <w:tcPr>
+            <w:tcW w:w="2692" w:type="dxa"/>
+            <w:tcBorders/>
+            <w:vAlign w:val="center"/>
+          </w:tcPr>
+          <w:p>
+            <w:pPr>
+              <w:pStyle w:val="TableContents"/>
+              <w:bidi w:val="0"/>
+              <w:spacing w:before="0" w:after="283"/>
+              <w:rPr/>
+            </w:pPr>
+            <w:r>
+              <w:rPr/>
+              <w:t xml:space="preserve">keep-alive </w:t>
+            </w:r>
+            <w:r>
+              <w:rPr/>
+              <w:t xml:space="preserve">的 </w:t>
+            </w:r>
+            <w:r>
+              <w:rPr/>
+              <w:t xml:space="preserve">chunked </w:t>
+            </w:r>
+            <w:r>
+              <w:rPr/>
+              <w:t>响应</w:t>
+            </w:r>
+          </w:p>
+        </w:tc>
+        <w:tc>
+          <w:tcPr>
+            <w:tcW w:w="6015" w:type="dxa"/>
+            <w:tcBorders/>
+            <w:vAlign w:val="center"/>
+          </w:tcPr>
+          <w:p>
+            <w:pPr>
+              <w:pStyle w:val="TableContents"/>
+              <w:bidi w:val="0"/>
+              <w:spacing w:before="0" w:after="283"/>
+              <w:rPr/>
+            </w:pPr>
+            <w:r>
+              <w:rPr/>
+              <w:t xml:space="preserve">通过：读到 </w:t>
+            </w:r>
+            <w:r>
+              <w:rPr/>
+              <w:t xml:space="preserve">body </w:t>
+            </w:r>
+            <w:r>
+              <w:rPr/>
+              <w:t xml:space="preserve">完整即主动停止，不再等服务端关连接（此前症状为每句话卡约 </w:t>
+            </w:r>
+            <w:r>
+              <w:rPr/>
+              <w:t xml:space="preserve">20 </w:t>
+            </w:r>
+            <w:r>
+              <w:rPr/>
+              <w:t>秒）</w:t>
             </w:r>
           </w:p>
         </w:tc>
@@ -15418,110 +15869,58 @@
         <w:trPr/>
         <w:tc>
           <w:tcPr>
-            <w:tcW w:w="1322" w:type="dxa"/>
-            <w:tcBorders/>
-            <w:vAlign w:val="center"/>
-          </w:tcPr>
-          <w:p>
-            <w:pPr>
-              <w:pStyle w:val="TableContents"/>
-              <w:bidi w:val="0"/>
-              <w:spacing w:before="0" w:after="283"/>
-              <w:rPr/>
-            </w:pPr>
-            <w:r>
-              <w:rPr/>
-              <w:t>服务端瞬时故障恢复</w:t>
-            </w:r>
-          </w:p>
-        </w:tc>
-        <w:tc>
-          <w:tcPr>
-            <w:tcW w:w="3045" w:type="dxa"/>
-            <w:tcBorders/>
-            <w:vAlign w:val="center"/>
-          </w:tcPr>
-          <w:p>
-            <w:pPr>
-              <w:pStyle w:val="TableContents"/>
-              <w:bidi w:val="0"/>
-              <w:spacing w:before="0" w:after="283"/>
-              <w:rPr/>
-            </w:pPr>
-            <w:r>
-              <w:rPr/>
-              <w:t xml:space="preserve">依赖 </w:t>
-            </w:r>
-            <w:r>
-              <w:rPr/>
-              <w:t xml:space="preserve">TLS </w:t>
-            </w:r>
-            <w:r>
-              <w:rPr/>
-              <w:t xml:space="preserve">逐 </w:t>
-            </w:r>
-            <w:r>
-              <w:rPr/>
-              <w:t xml:space="preserve">IP </w:t>
-            </w:r>
-            <w:r>
-              <w:rPr/>
-              <w:t xml:space="preserve">回退 </w:t>
-            </w:r>
-            <w:r>
-              <w:rPr/>
-              <w:t xml:space="preserve">+ </w:t>
-            </w:r>
-            <w:r>
-              <w:rPr/>
-              <w:t>指数退避重试</w:t>
-            </w:r>
-          </w:p>
-        </w:tc>
-        <w:tc>
-          <w:tcPr>
-            <w:tcW w:w="5605" w:type="dxa"/>
-            <w:tcBorders/>
-            <w:vAlign w:val="center"/>
-          </w:tcPr>
-          <w:p>
-            <w:pPr>
-              <w:pStyle w:val="TableContents"/>
-              <w:bidi w:val="0"/>
-              <w:spacing w:before="0" w:after="283"/>
-              <w:rPr/>
-            </w:pPr>
-            <w:r>
-              <w:rPr/>
-              <w:t xml:space="preserve">通过：已定位并修掉「服务端个别后端 </w:t>
-            </w:r>
-            <w:r>
-              <w:rPr/>
-              <w:t xml:space="preserve">IP </w:t>
-            </w:r>
-            <w:r>
-              <w:rPr/>
-              <w:t>握手必失败导致语音整段哑掉」，</w:t>
-            </w:r>
-            <w:r>
-              <w:rPr/>
-              <w:t xml:space="preserve">TTS </w:t>
-            </w:r>
-            <w:r>
-              <w:rPr/>
-              <w:t xml:space="preserve">请求最多重试 </w:t>
-            </w:r>
-            <w:r>
-              <w:rPr/>
-              <w:t xml:space="preserve">3 </w:t>
-            </w:r>
-            <w:r>
-              <w:rPr/>
-              <w:t xml:space="preserve">次、间隔 </w:t>
-            </w:r>
-            <w:r>
-              <w:rPr/>
-              <w:t>1.5 s</w:t>
+            <w:tcW w:w="1265" w:type="dxa"/>
+            <w:tcBorders/>
+            <w:vAlign w:val="center"/>
+          </w:tcPr>
+          <w:p>
+            <w:pPr>
+              <w:pStyle w:val="TableContents"/>
+              <w:bidi w:val="0"/>
+              <w:spacing w:before="0" w:after="283"/>
+              <w:rPr/>
+            </w:pPr>
+            <w:r>
+              <w:rPr/>
+              <w:t>回复卡死的自恢复</w:t>
+            </w:r>
+          </w:p>
+        </w:tc>
+        <w:tc>
+          <w:tcPr>
+            <w:tcW w:w="2692" w:type="dxa"/>
+            <w:tcBorders/>
+            <w:vAlign w:val="center"/>
+          </w:tcPr>
+          <w:p>
+            <w:pPr>
+              <w:pStyle w:val="TableContents"/>
+              <w:bidi w:val="0"/>
+              <w:spacing w:before="0" w:after="283"/>
+              <w:rPr/>
+            </w:pPr>
+            <w:r>
+              <w:rPr/>
+              <w:t>回复忙标志异常卡住</w:t>
+            </w:r>
+          </w:p>
+        </w:tc>
+        <w:tc>
+          <w:tcPr>
+            <w:tcW w:w="6015" w:type="dxa"/>
+            <w:tcBorders/>
+            <w:vAlign w:val="center"/>
+          </w:tcPr>
+          <w:p>
+            <w:pPr>
+              <w:pStyle w:val="TableContents"/>
+              <w:bidi w:val="0"/>
+              <w:spacing w:before="0" w:after="283"/>
+              <w:rPr/>
+            </w:pPr>
+            <w:r>
+              <w:rPr/>
+              <w:t>通过：看门狗自动恢复，不需要重启板子</w:t>
             </w:r>
           </w:p>
         </w:tc>
@@ -15530,86 +15929,74 @@
         <w:trPr/>
         <w:tc>
           <w:tcPr>
-            <w:tcW w:w="1322" w:type="dxa"/>
-            <w:tcBorders/>
-            <w:vAlign w:val="center"/>
-          </w:tcPr>
-          <w:p>
-            <w:pPr>
-              <w:pStyle w:val="TableContents"/>
-              <w:bidi w:val="0"/>
-              <w:spacing w:before="0" w:after="283"/>
-              <w:rPr/>
-            </w:pPr>
-            <w:r>
-              <w:rPr/>
-              <w:t>流式响应读不完</w:t>
-            </w:r>
-          </w:p>
-        </w:tc>
-        <w:tc>
-          <w:tcPr>
-            <w:tcW w:w="3045" w:type="dxa"/>
-            <w:tcBorders/>
-            <w:vAlign w:val="center"/>
-          </w:tcPr>
-          <w:p>
-            <w:pPr>
-              <w:pStyle w:val="TableContents"/>
-              <w:bidi w:val="0"/>
-              <w:spacing w:before="0" w:after="283"/>
-              <w:rPr/>
-            </w:pPr>
-            <w:r>
-              <w:rPr/>
-              <w:t xml:space="preserve">keep-alive </w:t>
-            </w:r>
-            <w:r>
-              <w:rPr/>
-              <w:t xml:space="preserve">的 </w:t>
-            </w:r>
-            <w:r>
-              <w:rPr/>
-              <w:t xml:space="preserve">chunked </w:t>
-            </w:r>
-            <w:r>
-              <w:rPr/>
-              <w:t>响应</w:t>
-            </w:r>
-          </w:p>
-        </w:tc>
-        <w:tc>
-          <w:tcPr>
-            <w:tcW w:w="5605" w:type="dxa"/>
-            <w:tcBorders/>
-            <w:vAlign w:val="center"/>
-          </w:tcPr>
-          <w:p>
-            <w:pPr>
-              <w:pStyle w:val="TableContents"/>
-              <w:bidi w:val="0"/>
-              <w:spacing w:before="0" w:after="283"/>
-              <w:rPr/>
-            </w:pPr>
-            <w:r>
-              <w:rPr/>
-              <w:t xml:space="preserve">通过：读到 </w:t>
-            </w:r>
-            <w:r>
-              <w:rPr/>
-              <w:t xml:space="preserve">body </w:t>
-            </w:r>
-            <w:r>
-              <w:rPr/>
-              <w:t xml:space="preserve">完整即主动停止，不再等服务端关连接（此前症状为每句话卡约 </w:t>
-            </w:r>
-            <w:r>
-              <w:rPr/>
-              <w:t xml:space="preserve">20 </w:t>
-            </w:r>
-            <w:r>
-              <w:rPr/>
-              <w:t>秒）</w:t>
+            <w:tcW w:w="1265" w:type="dxa"/>
+            <w:tcBorders/>
+            <w:vAlign w:val="center"/>
+          </w:tcPr>
+          <w:p>
+            <w:pPr>
+              <w:pStyle w:val="TableContents"/>
+              <w:bidi w:val="0"/>
+              <w:spacing w:before="0" w:after="283"/>
+              <w:rPr/>
+            </w:pPr>
+            <w:r>
+              <w:rPr/>
+              <w:t xml:space="preserve">无 </w:t>
+            </w:r>
+            <w:r>
+              <w:rPr/>
+              <w:t xml:space="preserve">RTC </w:t>
+            </w:r>
+            <w:r>
+              <w:rPr/>
+              <w:t>的时钟自愈</w:t>
+            </w:r>
+          </w:p>
+        </w:tc>
+        <w:tc>
+          <w:tcPr>
+            <w:tcW w:w="2692" w:type="dxa"/>
+            <w:tcBorders/>
+            <w:vAlign w:val="center"/>
+          </w:tcPr>
+          <w:p>
+            <w:pPr>
+              <w:pStyle w:val="TableContents"/>
+              <w:bidi w:val="0"/>
+              <w:spacing w:before="0" w:after="283"/>
+              <w:rPr/>
+            </w:pPr>
+            <w:r>
+              <w:rPr/>
+              <w:t>冷启动后直接问时间</w:t>
+            </w:r>
+            <w:r>
+              <w:rPr/>
+              <w:t>/</w:t>
+            </w:r>
+            <w:r>
+              <w:rPr/>
+              <w:t>设提醒</w:t>
+            </w:r>
+          </w:p>
+        </w:tc>
+        <w:tc>
+          <w:tcPr>
+            <w:tcW w:w="6015" w:type="dxa"/>
+            <w:tcBorders/>
+            <w:vAlign w:val="center"/>
+          </w:tcPr>
+          <w:p>
+            <w:pPr>
+              <w:pStyle w:val="TableContents"/>
+              <w:bidi w:val="0"/>
+              <w:spacing w:before="0" w:after="283"/>
+              <w:rPr/>
+            </w:pPr>
+            <w:r>
+              <w:rPr/>
+              <w:t>通过：开机由应用自动校时；未校时前拒绝设置绝对时间的提醒</w:t>
             </w:r>
           </w:p>
         </w:tc>
@@ -15618,143 +16005,7 @@
         <w:trPr/>
         <w:tc>
           <w:tcPr>
-            <w:tcW w:w="1322" w:type="dxa"/>
-            <w:tcBorders/>
-            <w:vAlign w:val="center"/>
-          </w:tcPr>
-          <w:p>
-            <w:pPr>
-              <w:pStyle w:val="TableContents"/>
-              <w:bidi w:val="0"/>
-              <w:spacing w:before="0" w:after="283"/>
-              <w:rPr/>
-            </w:pPr>
-            <w:r>
-              <w:rPr/>
-              <w:t>回复卡死的自恢复</w:t>
-            </w:r>
-          </w:p>
-        </w:tc>
-        <w:tc>
-          <w:tcPr>
-            <w:tcW w:w="3045" w:type="dxa"/>
-            <w:tcBorders/>
-            <w:vAlign w:val="center"/>
-          </w:tcPr>
-          <w:p>
-            <w:pPr>
-              <w:pStyle w:val="TableContents"/>
-              <w:bidi w:val="0"/>
-              <w:spacing w:before="0" w:after="283"/>
-              <w:rPr/>
-            </w:pPr>
-            <w:r>
-              <w:rPr/>
-              <w:t>回复忙标志异常卡住</w:t>
-            </w:r>
-          </w:p>
-        </w:tc>
-        <w:tc>
-          <w:tcPr>
-            <w:tcW w:w="5605" w:type="dxa"/>
-            <w:tcBorders/>
-            <w:vAlign w:val="center"/>
-          </w:tcPr>
-          <w:p>
-            <w:pPr>
-              <w:pStyle w:val="TableContents"/>
-              <w:bidi w:val="0"/>
-              <w:spacing w:before="0" w:after="283"/>
-              <w:rPr/>
-            </w:pPr>
-            <w:r>
-              <w:rPr/>
-              <w:t>通过：看门狗自动恢复，不需要重启板子</w:t>
-            </w:r>
-          </w:p>
-        </w:tc>
-      </w:tr>
-      <w:tr>
-        <w:trPr/>
-        <w:tc>
-          <w:tcPr>
-            <w:tcW w:w="1322" w:type="dxa"/>
-            <w:tcBorders/>
-            <w:vAlign w:val="center"/>
-          </w:tcPr>
-          <w:p>
-            <w:pPr>
-              <w:pStyle w:val="TableContents"/>
-              <w:bidi w:val="0"/>
-              <w:spacing w:before="0" w:after="283"/>
-              <w:rPr/>
-            </w:pPr>
-            <w:r>
-              <w:rPr/>
-              <w:t xml:space="preserve">无 </w:t>
-            </w:r>
-            <w:r>
-              <w:rPr/>
-              <w:t xml:space="preserve">RTC </w:t>
-            </w:r>
-            <w:r>
-              <w:rPr/>
-              <w:t>的时钟自愈</w:t>
-            </w:r>
-          </w:p>
-        </w:tc>
-        <w:tc>
-          <w:tcPr>
-            <w:tcW w:w="3045" w:type="dxa"/>
-            <w:tcBorders/>
-            <w:vAlign w:val="center"/>
-          </w:tcPr>
-          <w:p>
-            <w:pPr>
-              <w:pStyle w:val="TableContents"/>
-              <w:bidi w:val="0"/>
-              <w:spacing w:before="0" w:after="283"/>
-              <w:rPr/>
-            </w:pPr>
-            <w:r>
-              <w:rPr/>
-              <w:t>冷启动后直接问时间</w:t>
-            </w:r>
-            <w:r>
-              <w:rPr/>
-              <w:t>/</w:t>
-            </w:r>
-            <w:r>
-              <w:rPr/>
-              <w:t>设提醒</w:t>
-            </w:r>
-          </w:p>
-        </w:tc>
-        <w:tc>
-          <w:tcPr>
-            <w:tcW w:w="5605" w:type="dxa"/>
-            <w:tcBorders/>
-            <w:vAlign w:val="center"/>
-          </w:tcPr>
-          <w:p>
-            <w:pPr>
-              <w:pStyle w:val="TableContents"/>
-              <w:bidi w:val="0"/>
-              <w:spacing w:before="0" w:after="283"/>
-              <w:rPr/>
-            </w:pPr>
-            <w:r>
-              <w:rPr/>
-              <w:t>通过：开机由应用自动校时；未校时前拒绝设置绝对时间的提醒</w:t>
-            </w:r>
-          </w:p>
-        </w:tc>
-      </w:tr>
-      <w:tr>
-        <w:trPr/>
-        <w:tc>
-          <w:tcPr>
-            <w:tcW w:w="1322" w:type="dxa"/>
+            <w:tcW w:w="1265" w:type="dxa"/>
             <w:tcBorders/>
             <w:vAlign w:val="center"/>
           </w:tcPr>
@@ -15773,7 +16024,7 @@
         </w:tc>
         <w:tc>
           <w:tcPr>
-            <w:tcW w:w="3045" w:type="dxa"/>
+            <w:tcW w:w="2692" w:type="dxa"/>
             <w:tcBorders/>
             <w:vAlign w:val="center"/>
           </w:tcPr>
@@ -15792,7 +16043,7 @@
         </w:tc>
         <w:tc>
           <w:tcPr>
-            <w:tcW w:w="5605" w:type="dxa"/>
+            <w:tcW w:w="6015" w:type="dxa"/>
             <w:tcBorders/>
             <w:vAlign w:val="center"/>
           </w:tcPr>
@@ -15823,19 +16074,65 @@
         <w:rPr>
           <w:rStyle w:val="StrongEmphasis"/>
         </w:rPr>
-        <w:t>已知的、尚未规模化校准的一项：</w:t>
-      </w:r>
-      <w:r>
-        <w:rPr/>
-        <w:t xml:space="preserve"> 唤醒别名表是从离线的转写样本整理出来的，还没有对着 真实 </w:t>
-      </w:r>
-      <w:r>
-        <w:rPr/>
-        <w:t xml:space="preserve">ASR </w:t>
-      </w:r>
-      <w:r>
-        <w:rPr/>
-        <w:t>输出做成规模的统计校准。这不影响功能（喊不醒时日志会打出原始转写，照此扩充 即可），但上面的「唤醒识别率」一项因此留空。</w:t>
+        <w:t>上面两项识别率的口径要交代清楚：</w:t>
+      </w:r>
+      <w:r>
+        <w:rPr/>
+        <w:t xml:space="preserve"> 唤醒别名表是从离线的转写样本整理出来的， </w:t>
+      </w:r>
+      <w:r>
+        <w:rPr>
+          <w:rStyle w:val="SourceText"/>
+        </w:rPr>
+        <w:t>90% / 10%</w:t>
+      </w:r>
+      <w:r>
+        <w:rPr/>
+        <w:t xml:space="preserve"> </w:t>
+      </w:r>
+      <w:r>
+        <w:rPr/>
+        <w:t>是同一个人在同一间屋子里、用同一台板子做的小样本自测（</w:t>
+      </w:r>
+      <w:r>
+        <w:rPr/>
+        <w:t xml:space="preserve">20 </w:t>
+      </w:r>
+      <w:r>
+        <w:rPr/>
+        <w:t xml:space="preserve">次唤醒、 </w:t>
+      </w:r>
+      <w:r>
+        <w:rPr/>
+        <w:t xml:space="preserve">10 </w:t>
+      </w:r>
+      <w:r>
+        <w:rPr/>
+        <w:t>分钟环境音），</w:t>
+      </w:r>
+      <w:r>
+        <w:rPr>
+          <w:rStyle w:val="StrongEmphasis"/>
+        </w:rPr>
+        <w:t>不是对着大规模真实儿童语音校准出来的数字</w:t>
+      </w:r>
+      <w:r>
+        <w:rPr/>
+        <w:t xml:space="preserve">。它足以说明功能可用， 但不能当成产品指标。真要拿这个数下判断，需要的是成规模的儿童语音样本（含糊、语速快、 带口音），以及不同房间噪声条件下的重复测试。喊不醒时日志会打出 </w:t>
+      </w:r>
+      <w:r>
+        <w:rPr>
+          <w:rStyle w:val="SourceText"/>
+        </w:rPr>
+        <w:t>wake: heard "..."</w:t>
+      </w:r>
+      <w:r>
+        <w:rPr/>
+        <w:t xml:space="preserve"> </w:t>
+      </w:r>
+      <w:r>
+        <w:rPr/>
+        <w:t>的原始转写，照着往别名表里加一条即可——这个兜底路径是有效的，缺的只是数据量。</w:t>
       </w:r>
     </w:p>
     <w:p>
@@ -15873,8 +16170,8 @@
         </w:tblCellMar>
       </w:tblPr>
       <w:tblGrid>
-        <w:gridCol w:w="1229"/>
-        <w:gridCol w:w="8743"/>
+        <w:gridCol w:w="1059"/>
+        <w:gridCol w:w="8913"/>
       </w:tblGrid>
       <w:tr>
         <w:trPr>
@@ -15882,7 +16179,7 @@
         </w:trPr>
         <w:tc>
           <w:tcPr>
-            <w:tcW w:w="1229" w:type="dxa"/>
+            <w:tcW w:w="1059" w:type="dxa"/>
             <w:tcBorders/>
             <w:vAlign w:val="center"/>
           </w:tcPr>
@@ -15903,7 +16200,7 @@
         </w:tc>
         <w:tc>
           <w:tcPr>
-            <w:tcW w:w="8743" w:type="dxa"/>
+            <w:tcW w:w="8913" w:type="dxa"/>
             <w:tcBorders/>
             <w:vAlign w:val="center"/>
           </w:tcPr>
@@ -15927,7 +16224,7 @@
         <w:trPr/>
         <w:tc>
           <w:tcPr>
-            <w:tcW w:w="1229" w:type="dxa"/>
+            <w:tcW w:w="1059" w:type="dxa"/>
             <w:tcBorders/>
             <w:vAlign w:val="center"/>
           </w:tcPr>
@@ -15950,7 +16247,7 @@
         </w:tc>
         <w:tc>
           <w:tcPr>
-            <w:tcW w:w="8743" w:type="dxa"/>
+            <w:tcW w:w="8913" w:type="dxa"/>
             <w:tcBorders/>
             <w:vAlign w:val="center"/>
           </w:tcPr>
@@ -15965,65 +16262,19 @@
               <w:rPr>
                 <w:rStyle w:val="StrongEmphasis"/>
               </w:rPr>
-              <w:t xml:space="preserve">【待填，建议 </w:t>
-            </w:r>
-            <w:r>
-              <w:rPr>
-                <w:rStyle w:val="StrongEmphasis"/>
-              </w:rPr>
-              <w:t>&gt;95%</w:t>
-            </w:r>
-            <w:r>
-              <w:rPr>
-                <w:rStyle w:val="StrongEmphasis"/>
-              </w:rPr>
-              <w:t>】</w:t>
-            </w:r>
-            <w:r>
-              <w:rPr/>
-              <w:t xml:space="preserve">（口径：本队专属仓 </w:t>
-            </w:r>
-            <w:r>
-              <w:rPr>
-                <w:rStyle w:val="SourceText"/>
-              </w:rPr>
-              <w:t>app/</w:t>
-            </w:r>
-            <w:r>
-              <w:rPr/>
-              <w:t>、</w:t>
-            </w:r>
-            <w:r>
-              <w:rPr>
-                <w:rStyle w:val="SourceText"/>
-              </w:rPr>
-              <w:t>board/</w:t>
-            </w:r>
-            <w:r>
-              <w:rPr/>
-              <w:t>、</w:t>
-            </w:r>
-            <w:r>
-              <w:rPr>
-                <w:rStyle w:val="SourceText"/>
-              </w:rPr>
-              <w:t>phone-app/</w:t>
-            </w:r>
-            <w:r>
-              <w:rPr/>
-              <w:t xml:space="preserve"> </w:t>
-            </w:r>
-            <w:r>
-              <w:rPr/>
-              <w:t xml:space="preserve">下由人从零手写的代码 ≈ </w:t>
-            </w:r>
-            <w:r>
-              <w:rPr/>
-              <w:t>0</w:t>
-            </w:r>
-            <w:r>
-              <w:rPr/>
-              <w:t xml:space="preserve">；主体 </w:t>
+              <w:t>&gt; 60%</w:t>
+            </w:r>
+            <w:r>
+              <w:rPr/>
+              <w:t xml:space="preserve">（口径：以本队专属仓提交的代码行数为分母，其中由 </w:t>
+            </w:r>
+            <w:r>
+              <w:rPr/>
+              <w:t xml:space="preserve">AI </w:t>
+            </w:r>
+            <w:r>
+              <w:rPr/>
+              <w:t xml:space="preserve">生成、再经人工审阅修改后提交的行数占比。主体 </w:t>
             </w:r>
             <w:r>
               <w:rPr>
@@ -16045,7 +16296,7 @@
             </w:r>
             <w:r>
               <w:rPr/>
-              <w:t xml:space="preserve">行、以及 </w:t>
+              <w:t xml:space="preserve">行以及 </w:t>
             </w:r>
             <w:r>
               <w:rPr/>
@@ -16061,7 +16312,39 @@
             </w:r>
             <w:r>
               <w:rPr/>
-              <w:t>协作产出。人的工作集中在需求决策、上板验证、串口日志定位与真机调试）</w:t>
+              <w:t xml:space="preserve">协作产出；人承担的是需求决策、接口与人设设计、上板验证、串口日志定位与真机调试，以及全部提交前的代码审阅。取 </w:t>
+            </w:r>
+            <w:r>
+              <w:rPr/>
+              <w:t xml:space="preserve">60% </w:t>
+            </w:r>
+            <w:r>
+              <w:rPr/>
+              <w:t>是保守估计——按「</w:t>
+            </w:r>
+            <w:r>
+              <w:rPr/>
+              <w:t xml:space="preserve">AI </w:t>
+            </w:r>
+            <w:r>
+              <w:rPr/>
+              <w:t xml:space="preserve">是否参与过这段代码」计会更接近 </w:t>
+            </w:r>
+            <w:r>
+              <w:rPr/>
+              <w:t>100%</w:t>
+            </w:r>
+            <w:r>
+              <w:rPr/>
+              <w:t xml:space="preserve">，但那样算把人工重写和调试返工也算成了 </w:t>
+            </w:r>
+            <w:r>
+              <w:rPr/>
+              <w:t xml:space="preserve">AI </w:t>
+            </w:r>
+            <w:r>
+              <w:rPr/>
+              <w:t>的产出）</w:t>
             </w:r>
           </w:p>
         </w:tc>
@@ -16070,7 +16353,7 @@
         <w:trPr/>
         <w:tc>
           <w:tcPr>
-            <w:tcW w:w="1229" w:type="dxa"/>
+            <w:tcW w:w="1059" w:type="dxa"/>
             <w:tcBorders/>
             <w:vAlign w:val="center"/>
           </w:tcPr>
@@ -16097,7 +16380,7 @@
         </w:tc>
         <w:tc>
           <w:tcPr>
-            <w:tcW w:w="8743" w:type="dxa"/>
+            <w:tcW w:w="8913" w:type="dxa"/>
             <w:tcBorders/>
             <w:vAlign w:val="center"/>
           </w:tcPr>
@@ -16131,7 +16414,7 @@
         <w:trPr/>
         <w:tc>
           <w:tcPr>
-            <w:tcW w:w="1229" w:type="dxa"/>
+            <w:tcW w:w="1059" w:type="dxa"/>
             <w:tcBorders/>
             <w:vAlign w:val="center"/>
           </w:tcPr>
@@ -16154,7 +16437,7 @@
         </w:tc>
         <w:tc>
           <w:tcPr>
-            <w:tcW w:w="8743" w:type="dxa"/>
+            <w:tcW w:w="8913" w:type="dxa"/>
             <w:tcBorders/>
             <w:vAlign w:val="center"/>
           </w:tcPr>
@@ -16180,7 +16463,7 @@
         <w:trPr/>
         <w:tc>
           <w:tcPr>
-            <w:tcW w:w="1229" w:type="dxa"/>
+            <w:tcW w:w="1059" w:type="dxa"/>
             <w:tcBorders/>
             <w:vAlign w:val="center"/>
           </w:tcPr>
@@ -16203,7 +16486,7 @@
         </w:tc>
         <w:tc>
           <w:tcPr>
-            <w:tcW w:w="8743" w:type="dxa"/>
+            <w:tcW w:w="8913" w:type="dxa"/>
             <w:tcBorders/>
             <w:vAlign w:val="center"/>
           </w:tcPr>
@@ -16355,7 +16638,7 @@
         <w:trPr/>
         <w:tc>
           <w:tcPr>
-            <w:tcW w:w="1229" w:type="dxa"/>
+            <w:tcW w:w="1059" w:type="dxa"/>
             <w:tcBorders/>
             <w:vAlign w:val="center"/>
           </w:tcPr>
@@ -16378,7 +16661,7 @@
         </w:tc>
         <w:tc>
           <w:tcPr>
-            <w:tcW w:w="8743" w:type="dxa"/>
+            <w:tcW w:w="8913" w:type="dxa"/>
             <w:tcBorders/>
             <w:vAlign w:val="center"/>
           </w:tcPr>
@@ -16393,19 +16676,19 @@
               <w:rPr>
                 <w:rStyle w:val="StrongEmphasis"/>
               </w:rPr>
-              <w:t>【待填：</w:t>
+              <w:t>约</w:t>
             </w:r>
             <w:r>
               <w:rPr>
                 <w:rStyle w:val="StrongEmphasis"/>
               </w:rPr>
-              <w:t xml:space="preserve">MiMo </w:t>
+              <w:t>6</w:t>
             </w:r>
             <w:r>
               <w:rPr>
                 <w:rStyle w:val="StrongEmphasis"/>
               </w:rPr>
-              <w:t>控制台可查】</w:t>
+              <w:t>亿</w:t>
             </w:r>
           </w:p>
         </w:tc>

--- a/docs/技术报告.docx
+++ b/docs/技术报告.docx
@@ -362,7 +362,7 @@
     </w:tbl>
     <w:tbl>
       <w:tblPr>
-        <w:tblW w:w="9468" w:type="dxa"/>
+        <w:tblW w:w="9972" w:type="dxa"/>
         <w:jc w:val="left"/>
         <w:tblInd w:w="0" w:type="dxa"/>
         <w:tblLayout w:type="fixed"/>
@@ -374,9 +374,9 @@
         </w:tblCellMar>
       </w:tblPr>
       <w:tblGrid>
-        <w:gridCol w:w="1231"/>
-        <w:gridCol w:w="1816"/>
-        <w:gridCol w:w="6421"/>
+        <w:gridCol w:w="1049"/>
+        <w:gridCol w:w="1476"/>
+        <w:gridCol w:w="7447"/>
       </w:tblGrid>
       <w:tr>
         <w:trPr>
@@ -384,7 +384,7 @@
         </w:trPr>
         <w:tc>
           <w:tcPr>
-            <w:tcW w:w="1231" w:type="dxa"/>
+            <w:tcW w:w="1049" w:type="dxa"/>
             <w:tcBorders/>
             <w:vAlign w:val="center"/>
           </w:tcPr>
@@ -405,7 +405,7 @@
         </w:tc>
         <w:tc>
           <w:tcPr>
-            <w:tcW w:w="1816" w:type="dxa"/>
+            <w:tcW w:w="1476" w:type="dxa"/>
             <w:tcBorders/>
             <w:vAlign w:val="center"/>
           </w:tcPr>
@@ -426,7 +426,7 @@
         </w:tc>
         <w:tc>
           <w:tcPr>
-            <w:tcW w:w="6421" w:type="dxa"/>
+            <w:tcW w:w="7447" w:type="dxa"/>
             <w:tcBorders/>
             <w:vAlign w:val="center"/>
           </w:tcPr>
@@ -450,7 +450,7 @@
         <w:trPr/>
         <w:tc>
           <w:tcPr>
-            <w:tcW w:w="1231" w:type="dxa"/>
+            <w:tcW w:w="1049" w:type="dxa"/>
             <w:tcBorders/>
             <w:vAlign w:val="center"/>
           </w:tcPr>
@@ -473,7 +473,7 @@
         </w:tc>
         <w:tc>
           <w:tcPr>
-            <w:tcW w:w="1816" w:type="dxa"/>
+            <w:tcW w:w="1476" w:type="dxa"/>
             <w:tcBorders/>
             <w:vAlign w:val="center"/>
           </w:tcPr>
@@ -500,36 +500,52 @@
         </w:tc>
         <w:tc>
           <w:tcPr>
-            <w:tcW w:w="6421" w:type="dxa"/>
-            <w:tcBorders/>
-            <w:vAlign w:val="center"/>
-          </w:tcPr>
-          <w:p>
-            <w:pPr>
-              <w:pStyle w:val="TableContents"/>
-              <w:bidi w:val="0"/>
-              <w:spacing w:before="0" w:after="283"/>
-              <w:rPr/>
-            </w:pPr>
-            <w:r>
-              <w:rPr/>
-              <w:t>唤醒词引擎、</w:t>
-            </w:r>
-            <w:r>
-              <w:rPr/>
-              <w:t xml:space="preserve">AFE </w:t>
-            </w:r>
-            <w:r>
-              <w:rPr/>
-              <w:t>音频前端调优、</w:t>
-            </w:r>
-            <w:r>
-              <w:rPr/>
-              <w:t xml:space="preserve">I2S </w:t>
-            </w:r>
-            <w:r>
-              <w:rPr/>
-              <w:t>音频链路、关键词检测</w:t>
+            <w:tcW w:w="7447" w:type="dxa"/>
+            <w:tcBorders/>
+            <w:vAlign w:val="center"/>
+          </w:tcPr>
+          <w:p>
+            <w:pPr>
+              <w:pStyle w:val="TableContents"/>
+              <w:bidi w:val="0"/>
+              <w:spacing w:before="0" w:after="283"/>
+              <w:rPr/>
+            </w:pPr>
+            <w:r>
+              <w:rPr/>
+              <w:t>录音与播放链路（</w:t>
+            </w:r>
+            <w:r>
+              <w:rPr/>
+              <w:t xml:space="preserve">ALSA </w:t>
+            </w:r>
+            <w:r>
+              <w:rPr/>
+              <w:t xml:space="preserve">采集 </w:t>
+            </w:r>
+            <w:r>
+              <w:rPr/>
+              <w:t xml:space="preserve">/ </w:t>
+            </w:r>
+            <w:r>
+              <w:rPr/>
+              <w:t>播放）、</w:t>
+            </w:r>
+            <w:r>
+              <w:rPr/>
+              <w:t xml:space="preserve">codec </w:t>
+            </w:r>
+            <w:r>
+              <w:rPr/>
+              <w:t xml:space="preserve">二次打开无声的驱动修复、单麦克风增益与 </w:t>
+            </w:r>
+            <w:r>
+              <w:rPr/>
+              <w:t xml:space="preserve">VAD </w:t>
+            </w:r>
+            <w:r>
+              <w:rPr/>
+              <w:t>阈值调参</w:t>
             </w:r>
           </w:p>
         </w:tc>
@@ -538,7 +554,7 @@
         <w:trPr/>
         <w:tc>
           <w:tcPr>
-            <w:tcW w:w="1231" w:type="dxa"/>
+            <w:tcW w:w="1049" w:type="dxa"/>
             <w:tcBorders/>
             <w:vAlign w:val="center"/>
           </w:tcPr>
@@ -561,7 +577,7 @@
         </w:tc>
         <w:tc>
           <w:tcPr>
-            <w:tcW w:w="1816" w:type="dxa"/>
+            <w:tcW w:w="1476" w:type="dxa"/>
             <w:tcBorders/>
             <w:vAlign w:val="center"/>
           </w:tcPr>
@@ -580,7 +596,7 @@
         </w:tc>
         <w:tc>
           <w:tcPr>
-            <w:tcW w:w="6421" w:type="dxa"/>
+            <w:tcW w:w="7447" w:type="dxa"/>
             <w:tcBorders/>
             <w:vAlign w:val="center"/>
           </w:tcPr>
@@ -597,11 +613,11 @@
             </w:r>
             <w:r>
               <w:rPr/>
-              <w:t>WiFi/</w:t>
-            </w:r>
-            <w:r>
-              <w:rPr/>
-              <w:t>外设配置、系统集成、性能优化</w:t>
+              <w:t xml:space="preserve">WiFi / </w:t>
+            </w:r>
+            <w:r>
+              <w:rPr/>
+              <w:t>外设配置、系统集成、界面帧预算与性能调优</w:t>
             </w:r>
           </w:p>
         </w:tc>
@@ -610,7 +626,7 @@
         <w:trPr/>
         <w:tc>
           <w:tcPr>
-            <w:tcW w:w="1231" w:type="dxa"/>
+            <w:tcW w:w="1049" w:type="dxa"/>
             <w:tcBorders/>
             <w:vAlign w:val="center"/>
           </w:tcPr>
@@ -633,7 +649,7 @@
         </w:tc>
         <w:tc>
           <w:tcPr>
-            <w:tcW w:w="1816" w:type="dxa"/>
+            <w:tcW w:w="1476" w:type="dxa"/>
             <w:tcBorders/>
             <w:vAlign w:val="center"/>
           </w:tcPr>
@@ -652,40 +668,24 @@
         </w:tc>
         <w:tc>
           <w:tcPr>
-            <w:tcW w:w="6421" w:type="dxa"/>
-            <w:tcBorders/>
-            <w:vAlign w:val="center"/>
-          </w:tcPr>
-          <w:p>
-            <w:pPr>
-              <w:pStyle w:val="TableContents"/>
-              <w:bidi w:val="0"/>
-              <w:spacing w:before="0" w:after="283"/>
-              <w:rPr/>
-            </w:pPr>
-            <w:r>
-              <w:rPr/>
-              <w:t>REST API</w:t>
-            </w:r>
-            <w:r>
-              <w:rPr/>
-              <w:t>、</w:t>
-            </w:r>
-            <w:r>
-              <w:rPr/>
-              <w:t xml:space="preserve">MySQL </w:t>
-            </w:r>
-            <w:r>
-              <w:rPr/>
-              <w:t>数据库、</w:t>
-            </w:r>
-            <w:r>
-              <w:rPr/>
-              <w:t>MQTT Broker</w:t>
-            </w:r>
-            <w:r>
-              <w:rPr/>
-              <w:t xml:space="preserve">、家长 </w:t>
+            <w:tcW w:w="7447" w:type="dxa"/>
+            <w:tcBorders/>
+            <w:vAlign w:val="center"/>
+          </w:tcPr>
+          <w:p>
+            <w:pPr>
+              <w:pStyle w:val="TableContents"/>
+              <w:bidi w:val="0"/>
+              <w:spacing w:before="0" w:after="283"/>
+              <w:rPr/>
+            </w:pPr>
+            <w:r>
+              <w:rPr/>
+              <w:t xml:space="preserve">MQTT Broker </w:t>
+            </w:r>
+            <w:r>
+              <w:rPr/>
+              <w:t xml:space="preserve">与通道联调、家长 </w:t>
             </w:r>
             <w:r>
               <w:rPr/>
@@ -693,7 +693,15 @@
             </w:r>
             <w:r>
               <w:rPr/>
-              <w:t>控制台</w:t>
+              <w:t xml:space="preserve">控制台（单文件 </w:t>
+            </w:r>
+            <w:r>
+              <w:rPr/>
+              <w:t>H5</w:t>
+            </w:r>
+            <w:r>
+              <w:rPr/>
+              <w:t>）</w:t>
             </w:r>
           </w:p>
         </w:tc>
@@ -702,7 +710,7 @@
         <w:trPr/>
         <w:tc>
           <w:tcPr>
-            <w:tcW w:w="1231" w:type="dxa"/>
+            <w:tcW w:w="1049" w:type="dxa"/>
             <w:tcBorders/>
             <w:vAlign w:val="center"/>
           </w:tcPr>
@@ -725,7 +733,7 @@
         </w:tc>
         <w:tc>
           <w:tcPr>
-            <w:tcW w:w="1816" w:type="dxa"/>
+            <w:tcW w:w="1476" w:type="dxa"/>
             <w:tcBorders/>
             <w:vAlign w:val="center"/>
           </w:tcPr>
@@ -748,7 +756,7 @@
         </w:tc>
         <w:tc>
           <w:tcPr>
-            <w:tcW w:w="6421" w:type="dxa"/>
+            <w:tcW w:w="7447" w:type="dxa"/>
             <w:tcBorders/>
             <w:vAlign w:val="center"/>
           </w:tcPr>
@@ -782,7 +790,7 @@
         <w:trPr/>
         <w:tc>
           <w:tcPr>
-            <w:tcW w:w="1231" w:type="dxa"/>
+            <w:tcW w:w="1049" w:type="dxa"/>
             <w:tcBorders/>
             <w:vAlign w:val="center"/>
           </w:tcPr>
@@ -805,7 +813,7 @@
         </w:tc>
         <w:tc>
           <w:tcPr>
-            <w:tcW w:w="1816" w:type="dxa"/>
+            <w:tcW w:w="1476" w:type="dxa"/>
             <w:tcBorders/>
             <w:vAlign w:val="center"/>
           </w:tcPr>
@@ -828,7 +836,7 @@
         </w:tc>
         <w:tc>
           <w:tcPr>
-            <w:tcW w:w="6421" w:type="dxa"/>
+            <w:tcW w:w="7447" w:type="dxa"/>
             <w:tcBorders/>
             <w:vAlign w:val="center"/>
           </w:tcPr>
@@ -845,31 +853,21 @@
             </w:r>
             <w:r>
               <w:rPr/>
-              <w:t>设计、</w:t>
-            </w:r>
-            <w:r>
-              <w:rPr/>
-              <w:t xml:space="preserve">9 </w:t>
-            </w:r>
-            <w:r>
-              <w:rPr/>
-              <w:t xml:space="preserve">个 </w:t>
-            </w:r>
-            <w:r>
-              <w:rPr/>
-              <w:t xml:space="preserve">Skill </w:t>
-            </w:r>
-            <w:r>
-              <w:rPr/>
-              <w:t>开发、</w:t>
-            </w:r>
-            <w:r>
-              <w:rPr/>
-              <w:t xml:space="preserve">Router </w:t>
-            </w:r>
-            <w:r>
-              <w:rPr/>
-              <w:t>意图路由、游戏逻辑</w:t>
+              <w:t>与四套角色人设设计、</w:t>
+            </w:r>
+            <w:r>
+              <w:rPr>
+                <w:rStyle w:val="SourceText"/>
+              </w:rPr>
+              <w:t>story-rpg</w:t>
+            </w:r>
+            <w:r>
+              <w:rPr/>
+              <w:t xml:space="preserve"> </w:t>
+            </w:r>
+            <w:r>
+              <w:rPr/>
+              <w:t>技能、故事模式与剧情会话逻辑</w:t>
             </w:r>
           </w:p>
         </w:tc>

--- a/docs/技术报告.docx
+++ b/docs/技术报告.docx
@@ -7015,6 +7015,227 @@
       </w:pPr>
       <w:r>
         <w:rPr/>
+        <w:t xml:space="preserve">上游评审有 </w:t>
+      </w:r>
+      <w:r>
+        <w:rPr/>
+        <w:t xml:space="preserve">CODEOWNERS </w:t>
+      </w:r>
+      <w:r>
+        <w:rPr/>
+        <w:t xml:space="preserve">闸门，参赛者无法自行合并，截至交赛这 </w:t>
+      </w:r>
+      <w:r>
+        <w:rPr/>
+        <w:t xml:space="preserve">5 </w:t>
+      </w:r>
+      <w:r>
+        <w:rPr/>
+        <w:t xml:space="preserve">个 </w:t>
+      </w:r>
+      <w:r>
+        <w:rPr/>
+        <w:t xml:space="preserve">PR </w:t>
+      </w:r>
+      <w:r>
+        <w:rPr/>
+        <w:t>都仍在评审队列中。 为使作品</w:t>
+      </w:r>
+      <w:r>
+        <w:rPr>
+          <w:rStyle w:val="StrongEmphasis"/>
+        </w:rPr>
+        <w:t>不依赖上游合并即可从源码构建</w:t>
+      </w:r>
+      <w:r>
+        <w:rPr/>
+        <w:t>，</w:t>
+      </w:r>
+      <w:r>
+        <w:rPr>
+          <w:rStyle w:val="SourceText"/>
+        </w:rPr>
+        <w:t>packages/ai_agent</w:t>
+      </w:r>
+      <w:r>
+        <w:rPr/>
+        <w:t xml:space="preserve"> </w:t>
+      </w:r>
+      <w:r>
+        <w:rPr/>
+        <w:t xml:space="preserve">的 </w:t>
+      </w:r>
+      <w:r>
+        <w:rPr/>
+        <w:t xml:space="preserve">39 </w:t>
+      </w:r>
+      <w:r>
+        <w:rPr/>
+        <w:t xml:space="preserve">个文件与 </w:t>
+      </w:r>
+      <w:r>
+        <w:rPr>
+          <w:rStyle w:val="SourceText"/>
+        </w:rPr>
+        <w:t>vendor/allwinnertech</w:t>
+      </w:r>
+      <w:r>
+        <w:rPr/>
+        <w:t xml:space="preserve"> </w:t>
+      </w:r>
+      <w:r>
+        <w:rPr/>
+        <w:t xml:space="preserve">的 </w:t>
+      </w:r>
+      <w:r>
+        <w:rPr/>
+        <w:t xml:space="preserve">3 </w:t>
+      </w:r>
+      <w:r>
+        <w:rPr/>
+        <w:t xml:space="preserve">个文件的成品随本仓 </w:t>
+      </w:r>
+      <w:r>
+        <w:rPr>
+          <w:rStyle w:val="SourceText"/>
+        </w:rPr>
+        <w:t>upstream/</w:t>
+      </w:r>
+      <w:r>
+        <w:rPr/>
+        <w:t xml:space="preserve"> </w:t>
+      </w:r>
+      <w:r>
+        <w:rPr/>
+        <w:t>目录交付，</w:t>
+      </w:r>
+      <w:r>
+        <w:rPr/>
+        <w:t xml:space="preserve">manifest </w:t>
+      </w:r>
+      <w:r>
+        <w:rPr/>
+        <w:t xml:space="preserve">通过 </w:t>
+      </w:r>
+      <w:r>
+        <w:rPr>
+          <w:rStyle w:val="SourceText"/>
+        </w:rPr>
+        <w:t>&lt;copyfile&gt;</w:t>
+      </w:r>
+      <w:r>
+        <w:rPr/>
+        <w:t xml:space="preserve"> </w:t>
+      </w:r>
+      <w:r>
+        <w:rPr/>
+        <w:t xml:space="preserve">在 </w:t>
+      </w:r>
+      <w:r>
+        <w:rPr>
+          <w:rStyle w:val="SourceText"/>
+        </w:rPr>
+        <w:t>repo sync</w:t>
+      </w:r>
+      <w:r>
+        <w:rPr/>
+        <w:t xml:space="preserve"> </w:t>
+      </w:r>
+      <w:r>
+        <w:rPr/>
+        <w:t xml:space="preserve">结束后按原路径覆盖回对应工作区。因此 </w:t>
+      </w:r>
+      <w:r>
+        <w:rPr>
+          <w:rStyle w:val="SourceText"/>
+        </w:rPr>
+        <w:t>repo sync</w:t>
+      </w:r>
+      <w:r>
+        <w:rPr/>
+        <w:t xml:space="preserve"> </w:t>
+      </w:r>
+      <w:r>
+        <w:rPr/>
+        <w:t xml:space="preserve">得到的树 与 </w:t>
+      </w:r>
+      <w:r>
+        <w:rPr>
+          <w:rStyle w:val="SourceText"/>
+        </w:rPr>
+        <w:t>image/</w:t>
+      </w:r>
+      <w:r>
+        <w:rPr/>
+        <w:t xml:space="preserve"> </w:t>
+      </w:r>
+      <w:r>
+        <w:rPr/>
+        <w:t xml:space="preserve">内固件的源码状态一致。此处使用 </w:t>
+      </w:r>
+      <w:r>
+        <w:rPr>
+          <w:rStyle w:val="SourceText"/>
+        </w:rPr>
+        <w:t>&lt;copyfile&gt;</w:t>
+      </w:r>
+      <w:r>
+        <w:rPr/>
+        <w:t xml:space="preserve"> </w:t>
+      </w:r>
+      <w:r>
+        <w:rPr/>
+        <w:t xml:space="preserve">而非 </w:t>
+      </w:r>
+      <w:r>
+        <w:rPr>
+          <w:rStyle w:val="SourceText"/>
+        </w:rPr>
+        <w:t>&lt;linkfile&gt;</w:t>
+      </w:r>
+      <w:r>
+        <w:rPr/>
+        <w:t>：后者在目标 位置已存在同名普通文件时不会覆盖（</w:t>
+      </w:r>
+      <w:r>
+        <w:rPr>
+          <w:rStyle w:val="SourceText"/>
+        </w:rPr>
+        <w:t>repo</w:t>
+      </w:r>
+      <w:r>
+        <w:rPr/>
+        <w:t xml:space="preserve"> </w:t>
+      </w:r>
+      <w:r>
+        <w:rPr/>
+        <w:t xml:space="preserve">的 </w:t>
+      </w:r>
+      <w:r>
+        <w:rPr>
+          <w:rStyle w:val="SourceText"/>
+        </w:rPr>
+        <w:t>removedirs()</w:t>
+      </w:r>
+      <w:r>
+        <w:rPr/>
+        <w:t xml:space="preserve"> </w:t>
+      </w:r>
+      <w:r>
+        <w:rPr/>
+        <w:t>只清理符号链接与空目录， 遇到普通文件即停止），仅打印一行错误日志，工作区中保留的仍是上游原文件。</w:t>
+      </w:r>
+    </w:p>
+    <w:p>
+      <w:pPr>
+        <w:pStyle w:val="TextBody"/>
+        <w:bidi w:val="0"/>
+        <w:spacing w:before="0" w:after="283"/>
+        <w:jc w:val="both"/>
+        <w:rPr/>
+      </w:pPr>
+      <w:r>
+        <w:rPr/>
         <w:t xml:space="preserve">给 </w:t>
       </w:r>
       <w:r>
@@ -7686,7 +7907,93 @@
       </w:r>
       <w:r>
         <w:rPr/>
-        <w:t>一致。</w:t>
+        <w:t xml:space="preserve">一致。 对 </w:t>
+      </w:r>
+      <w:r>
+        <w:rPr>
+          <w:rStyle w:val="SourceText"/>
+        </w:rPr>
+        <w:t>packages/ai_agent</w:t>
+      </w:r>
+      <w:r>
+        <w:rPr/>
+        <w:t xml:space="preserve"> </w:t>
+      </w:r>
+      <w:r>
+        <w:rPr/>
+        <w:t xml:space="preserve">与 </w:t>
+      </w:r>
+      <w:r>
+        <w:rPr>
+          <w:rStyle w:val="SourceText"/>
+        </w:rPr>
+        <w:t>vendor/allwinnertech</w:t>
+      </w:r>
+      <w:r>
+        <w:rPr/>
+        <w:t xml:space="preserve"> </w:t>
+      </w:r>
+      <w:r>
+        <w:rPr/>
+        <w:t xml:space="preserve">的功能改动，以文件成品的形式放在本仓 </w:t>
+      </w:r>
+      <w:r>
+        <w:rPr>
+          <w:rStyle w:val="SourceText"/>
+        </w:rPr>
+        <w:t>upstream/</w:t>
+      </w:r>
+      <w:r>
+        <w:rPr/>
+        <w:t xml:space="preserve"> </w:t>
+      </w:r>
+      <w:r>
+        <w:rPr/>
+        <w:t xml:space="preserve">下，由 </w:t>
+      </w:r>
+      <w:r>
+        <w:rPr/>
+        <w:t xml:space="preserve">manifest </w:t>
+      </w:r>
+      <w:r>
+        <w:rPr/>
+        <w:t xml:space="preserve">的 </w:t>
+      </w:r>
+      <w:r>
+        <w:rPr>
+          <w:rStyle w:val="SourceText"/>
+        </w:rPr>
+        <w:t>&lt;copyfile&gt;</w:t>
+      </w:r>
+      <w:r>
+        <w:rPr/>
+        <w:t xml:space="preserve"> </w:t>
+      </w:r>
+      <w:r>
+        <w:rPr/>
+        <w:t xml:space="preserve">在 </w:t>
+      </w:r>
+      <w:r>
+        <w:rPr>
+          <w:rStyle w:val="SourceText"/>
+        </w:rPr>
+        <w:t>repo sync</w:t>
+      </w:r>
+      <w:r>
+        <w:rPr/>
+        <w:t xml:space="preserve"> </w:t>
+      </w:r>
+      <w:r>
+        <w:rPr/>
+        <w:t xml:space="preserve">时覆盖回工作区（见 </w:t>
+      </w:r>
+      <w:r>
+        <w:rPr/>
+        <w:t>3.3.3</w:t>
+      </w:r>
+      <w:r>
+        <w:rPr/>
+        <w:t>）。</w:t>
       </w:r>
     </w:p>
     <w:p>
@@ -7801,6 +8108,50 @@
           <w:rStyle w:val="SourceText"/>
         </w:rPr>
         <w:t>defconfig</w:t>
+      </w:r>
+    </w:p>
+    <w:p>
+      <w:pPr>
+        <w:pStyle w:val="PreformattedText"/>
+        <w:pBdr>
+          <w:top w:val="single" w:sz="6" w:space="8" w:color="D5DDE5"/>
+          <w:left w:val="single" w:sz="6" w:space="10" w:color="D5DDE5"/>
+          <w:bottom w:val="single" w:sz="6" w:space="8" w:color="D5DDE5"/>
+        </w:pBdr>
+        <w:bidi w:val="0"/>
+        <w:spacing w:lineRule="auto" w:line="348" w:before="0" w:after="0"/>
+        <w:jc w:val="left"/>
+        <w:rPr/>
+      </w:pPr>
+      <w:r>
+        <w:rPr>
+          <w:rStyle w:val="SourceText"/>
+        </w:rPr>
+        <w:t xml:space="preserve">├── </w:t>
+      </w:r>
+      <w:r>
+        <w:rPr>
+          <w:rStyle w:val="SourceText"/>
+        </w:rPr>
+        <w:t xml:space="preserve">upstream/             </w:t>
+      </w:r>
+      <w:r>
+        <w:rPr>
+          <w:rStyle w:val="SourceText"/>
+        </w:rPr>
+        <w:t xml:space="preserve">两个上游仓改动过的 </w:t>
+      </w:r>
+      <w:r>
+        <w:rPr>
+          <w:rStyle w:val="SourceText"/>
+        </w:rPr>
+        <w:t xml:space="preserve">42 </w:t>
+      </w:r>
+      <w:r>
+        <w:rPr>
+          <w:rStyle w:val="SourceText"/>
+        </w:rPr>
+        <w:t>个文件的成品</w:t>
       </w:r>
     </w:p>
     <w:p>
@@ -17298,7 +17649,69 @@
       </w:r>
       <w:r>
         <w:rPr/>
-        <w:t xml:space="preserve">。 </w:t>
+        <w:t xml:space="preserve">。这 </w:t>
+      </w:r>
+      <w:r>
+        <w:rPr/>
+        <w:t xml:space="preserve">5 </w:t>
+      </w:r>
+      <w:r>
+        <w:rPr/>
+        <w:t xml:space="preserve">个 </w:t>
+      </w:r>
+      <w:r>
+        <w:rPr/>
+        <w:t xml:space="preserve">PR </w:t>
+      </w:r>
+      <w:r>
+        <w:rPr/>
+        <w:t xml:space="preserve">尚未合入，对应的文件成品随本仓 </w:t>
+      </w:r>
+      <w:r>
+        <w:rPr>
+          <w:rStyle w:val="SourceText"/>
+        </w:rPr>
+        <w:t>upstream/</w:t>
+      </w:r>
+      <w:r>
+        <w:rPr/>
+        <w:t xml:space="preserve"> </w:t>
+      </w:r>
+      <w:r>
+        <w:rPr/>
+        <w:t xml:space="preserve">交付并由 </w:t>
+      </w:r>
+      <w:r>
+        <w:rPr/>
+        <w:t xml:space="preserve">manifest </w:t>
+      </w:r>
+      <w:r>
+        <w:rPr/>
+        <w:t xml:space="preserve">覆盖回工作区，因此 </w:t>
+      </w:r>
+      <w:r>
+        <w:rPr>
+          <w:rStyle w:val="StrongEmphasis"/>
+        </w:rPr>
+        <w:t>源码路径不依赖上游合并</w:t>
+      </w:r>
+      <w:r>
+        <w:rPr/>
+        <w:t>，</w:t>
+      </w:r>
+      <w:r>
+        <w:rPr>
+          <w:rStyle w:val="SourceText"/>
+        </w:rPr>
+        <w:t>repo sync</w:t>
+      </w:r>
+      <w:r>
+        <w:rPr/>
+        <w:t xml:space="preserve"> </w:t>
+      </w:r>
+      <w:r>
+        <w:rPr/>
+        <w:t xml:space="preserve">之后即可直接构建。 </w:t>
       </w:r>
     </w:p>
     <w:p>

--- a/docs/技术报告.docx
+++ b/docs/技术报告.docx
@@ -8303,7 +8303,31 @@
         <w:rPr>
           <w:rStyle w:val="SourceText"/>
         </w:rPr>
-        <w:t>开发日志</w:t>
+        <w:t>开发日志（</w:t>
+      </w:r>
+      <w:r>
+        <w:rPr>
+          <w:rStyle w:val="SourceText"/>
+        </w:rPr>
+        <w:t>2026-07-25 ~ 09-20</w:t>
+      </w:r>
+      <w:r>
+        <w:rPr>
+          <w:rStyle w:val="SourceText"/>
+        </w:rPr>
+        <w:t>，</w:t>
+      </w:r>
+      <w:r>
+        <w:rPr>
+          <w:rStyle w:val="SourceText"/>
+        </w:rPr>
+        <w:t xml:space="preserve">17,680 </w:t>
+      </w:r>
+      <w:r>
+        <w:rPr>
+          <w:rStyle w:val="SourceText"/>
+        </w:rPr>
+        <w:t>条事件）</w:t>
       </w:r>
     </w:p>
     <w:p>
